--- a/build/es_electric_color_code_1.docx
+++ b/build/es_electric_color_code_1.docx
@@ -7,7 +7,7 @@
         <w:pStyle w:val="Heading1"/>
       </w:pPr>
       <w:r>
-        <w:t>Electricity. Código de colores 1.</w:t>
+        <w:t>Electricidad. Código de colores 1.</w:t>
       </w:r>
     </w:p>
     <w:p>
@@ -64,37 +64,37 @@
       <w:r>
         <w:t>a)</w:t>
         <w:tab/>
+        <w:t>101Ω</w:t>
+      </w:r>
+    </w:p>
+    <w:p>
+      <w:pPr>
+        <w:pStyle w:val="Choice"/>
+      </w:pPr>
+      <w:r>
+        <w:t>b)</w:t>
+        <w:tab/>
+        <w:t>1.0kΩ</w:t>
+      </w:r>
+    </w:p>
+    <w:p>
+      <w:pPr>
+        <w:pStyle w:val="Choice"/>
+      </w:pPr>
+      <w:r>
+        <w:t>c)</w:t>
+        <w:tab/>
+        <w:t>10Ω</w:t>
+      </w:r>
+    </w:p>
+    <w:p>
+      <w:pPr>
+        <w:pStyle w:val="Choice"/>
+      </w:pPr>
+      <w:r>
+        <w:t>d)</w:t>
+        <w:tab/>
         <w:t>1.0Ω</w:t>
-      </w:r>
-    </w:p>
-    <w:p>
-      <w:pPr>
-        <w:pStyle w:val="Choice"/>
-      </w:pPr>
-      <w:r>
-        <w:t>b)</w:t>
-        <w:tab/>
-        <w:t>1.0kΩ</w:t>
-      </w:r>
-    </w:p>
-    <w:p>
-      <w:pPr>
-        <w:pStyle w:val="Choice"/>
-      </w:pPr>
-      <w:r>
-        <w:t>c)</w:t>
-        <w:tab/>
-        <w:t>10Ω</w:t>
-      </w:r>
-    </w:p>
-    <w:p>
-      <w:pPr>
-        <w:pStyle w:val="Choice"/>
-      </w:pPr>
-      <w:r>
-        <w:t>d)</w:t>
-        <w:tab/>
-        <w:t>101Ω</w:t>
       </w:r>
     </w:p>
     <w:p>
@@ -151,37 +151,37 @@
       <w:r>
         <w:t>a)</w:t>
         <w:tab/>
+        <w:t>1.2kΩ</w:t>
+      </w:r>
+    </w:p>
+    <w:p>
+      <w:pPr>
+        <w:pStyle w:val="Choice"/>
+      </w:pPr>
+      <w:r>
+        <w:t>b)</w:t>
+        <w:tab/>
+        <w:t>121Ω</w:t>
+      </w:r>
+    </w:p>
+    <w:p>
+      <w:pPr>
+        <w:pStyle w:val="Choice"/>
+      </w:pPr>
+      <w:r>
+        <w:t>c)</w:t>
+        <w:tab/>
+        <w:t>1.2Ω</w:t>
+      </w:r>
+    </w:p>
+    <w:p>
+      <w:pPr>
+        <w:pStyle w:val="Choice"/>
+      </w:pPr>
+      <w:r>
+        <w:t>d)</w:t>
+        <w:tab/>
         <w:t>12Ω</w:t>
-      </w:r>
-    </w:p>
-    <w:p>
-      <w:pPr>
-        <w:pStyle w:val="Choice"/>
-      </w:pPr>
-      <w:r>
-        <w:t>b)</w:t>
-        <w:tab/>
-        <w:t>121Ω</w:t>
-      </w:r>
-    </w:p>
-    <w:p>
-      <w:pPr>
-        <w:pStyle w:val="Choice"/>
-      </w:pPr>
-      <w:r>
-        <w:t>c)</w:t>
-        <w:tab/>
-        <w:t>1.2kΩ</w:t>
-      </w:r>
-    </w:p>
-    <w:p>
-      <w:pPr>
-        <w:pStyle w:val="Choice"/>
-      </w:pPr>
-      <w:r>
-        <w:t>d)</w:t>
-        <w:tab/>
-        <w:t>1.2Ω</w:t>
       </w:r>
     </w:p>
     <w:p>
@@ -238,6 +238,16 @@
       <w:r>
         <w:t>a)</w:t>
         <w:tab/>
+        <w:t>15Ω</w:t>
+      </w:r>
+    </w:p>
+    <w:p>
+      <w:pPr>
+        <w:pStyle w:val="Choice"/>
+      </w:pPr>
+      <w:r>
+        <w:t>b)</w:t>
+        <w:tab/>
         <w:t>151Ω</w:t>
       </w:r>
     </w:p>
@@ -246,19 +256,9 @@
         <w:pStyle w:val="Choice"/>
       </w:pPr>
       <w:r>
-        <w:t>b)</w:t>
+        <w:t>c)</w:t>
         <w:tab/>
         <w:t>1.5kΩ</w:t>
-      </w:r>
-    </w:p>
-    <w:p>
-      <w:pPr>
-        <w:pStyle w:val="Choice"/>
-      </w:pPr>
-      <w:r>
-        <w:t>c)</w:t>
-        <w:tab/>
-        <w:t>15Ω</w:t>
       </w:r>
     </w:p>
     <w:p>
@@ -335,27 +335,27 @@
       <w:r>
         <w:t>b)</w:t>
         <w:tab/>
+        <w:t>181Ω</w:t>
+      </w:r>
+    </w:p>
+    <w:p>
+      <w:pPr>
+        <w:pStyle w:val="Choice"/>
+      </w:pPr>
+      <w:r>
+        <w:t>c)</w:t>
+        <w:tab/>
+        <w:t>1.8Ω</w:t>
+      </w:r>
+    </w:p>
+    <w:p>
+      <w:pPr>
+        <w:pStyle w:val="Choice"/>
+      </w:pPr>
+      <w:r>
+        <w:t>d)</w:t>
+        <w:tab/>
         <w:t>18Ω</w:t>
-      </w:r>
-    </w:p>
-    <w:p>
-      <w:pPr>
-        <w:pStyle w:val="Choice"/>
-      </w:pPr>
-      <w:r>
-        <w:t>c)</w:t>
-        <w:tab/>
-        <w:t>1.8Ω</w:t>
-      </w:r>
-    </w:p>
-    <w:p>
-      <w:pPr>
-        <w:pStyle w:val="Choice"/>
-      </w:pPr>
-      <w:r>
-        <w:t>d)</w:t>
-        <w:tab/>
-        <w:t>181Ω</w:t>
       </w:r>
     </w:p>
     <w:p>
@@ -412,6 +412,16 @@
       <w:r>
         <w:t>a)</w:t>
         <w:tab/>
+        <w:t>2.2kΩ</w:t>
+      </w:r>
+    </w:p>
+    <w:p>
+      <w:pPr>
+        <w:pStyle w:val="Choice"/>
+      </w:pPr>
+      <w:r>
+        <w:t>b)</w:t>
+        <w:tab/>
         <w:t>2.2Ω</w:t>
       </w:r>
     </w:p>
@@ -420,19 +430,9 @@
         <w:pStyle w:val="Choice"/>
       </w:pPr>
       <w:r>
-        <w:t>b)</w:t>
+        <w:t>c)</w:t>
         <w:tab/>
         <w:t>221Ω</w:t>
-      </w:r>
-    </w:p>
-    <w:p>
-      <w:pPr>
-        <w:pStyle w:val="Choice"/>
-      </w:pPr>
-      <w:r>
-        <w:t>c)</w:t>
-        <w:tab/>
-        <w:t>2.2kΩ</w:t>
       </w:r>
     </w:p>
     <w:p>
@@ -519,17 +519,17 @@
       <w:r>
         <w:t>c)</w:t>
         <w:tab/>
+        <w:t>271Ω</w:t>
+      </w:r>
+    </w:p>
+    <w:p>
+      <w:pPr>
+        <w:pStyle w:val="Choice"/>
+      </w:pPr>
+      <w:r>
+        <w:t>d)</w:t>
+        <w:tab/>
         <w:t>2.7kΩ</w:t>
-      </w:r>
-    </w:p>
-    <w:p>
-      <w:pPr>
-        <w:pStyle w:val="Choice"/>
-      </w:pPr>
-      <w:r>
-        <w:t>d)</w:t>
-        <w:tab/>
-        <w:t>271Ω</w:t>
       </w:r>
     </w:p>
     <w:p>
@@ -586,6 +586,16 @@
       <w:r>
         <w:t>a)</w:t>
         <w:tab/>
+        <w:t>33Ω</w:t>
+      </w:r>
+    </w:p>
+    <w:p>
+      <w:pPr>
+        <w:pStyle w:val="Choice"/>
+      </w:pPr>
+      <w:r>
+        <w:t>b)</w:t>
+        <w:tab/>
         <w:t>331Ω</w:t>
       </w:r>
     </w:p>
@@ -594,29 +604,19 @@
         <w:pStyle w:val="Choice"/>
       </w:pPr>
       <w:r>
-        <w:t>b)</w:t>
+        <w:t>c)</w:t>
+        <w:tab/>
+        <w:t>3.3kΩ</w:t>
+      </w:r>
+    </w:p>
+    <w:p>
+      <w:pPr>
+        <w:pStyle w:val="Choice"/>
+      </w:pPr>
+      <w:r>
+        <w:t>d)</w:t>
         <w:tab/>
         <w:t>3.3Ω</w:t>
-      </w:r>
-    </w:p>
-    <w:p>
-      <w:pPr>
-        <w:pStyle w:val="Choice"/>
-      </w:pPr>
-      <w:r>
-        <w:t>c)</w:t>
-        <w:tab/>
-        <w:t>33Ω</w:t>
-      </w:r>
-    </w:p>
-    <w:p>
-      <w:pPr>
-        <w:pStyle w:val="Choice"/>
-      </w:pPr>
-      <w:r>
-        <w:t>d)</w:t>
-        <w:tab/>
-        <w:t>3.3kΩ</w:t>
       </w:r>
     </w:p>
     <w:p>
@@ -673,6 +673,26 @@
       <w:r>
         <w:t>a)</w:t>
         <w:tab/>
+        <w:t>39Ω</w:t>
+      </w:r>
+    </w:p>
+    <w:p>
+      <w:pPr>
+        <w:pStyle w:val="Choice"/>
+      </w:pPr>
+      <w:r>
+        <w:t>b)</w:t>
+        <w:tab/>
+        <w:t>3.9Ω</w:t>
+      </w:r>
+    </w:p>
+    <w:p>
+      <w:pPr>
+        <w:pStyle w:val="Choice"/>
+      </w:pPr>
+      <w:r>
+        <w:t>c)</w:t>
+        <w:tab/>
         <w:t>3.9kΩ</w:t>
       </w:r>
     </w:p>
@@ -681,29 +701,9 @@
         <w:pStyle w:val="Choice"/>
       </w:pPr>
       <w:r>
-        <w:t>b)</w:t>
+        <w:t>d)</w:t>
         <w:tab/>
         <w:t>391Ω</w:t>
-      </w:r>
-    </w:p>
-    <w:p>
-      <w:pPr>
-        <w:pStyle w:val="Choice"/>
-      </w:pPr>
-      <w:r>
-        <w:t>c)</w:t>
-        <w:tab/>
-        <w:t>3.9Ω</w:t>
-      </w:r>
-    </w:p>
-    <w:p>
-      <w:pPr>
-        <w:pStyle w:val="Choice"/>
-      </w:pPr>
-      <w:r>
-        <w:t>d)</w:t>
-        <w:tab/>
-        <w:t>39Ω</w:t>
       </w:r>
     </w:p>
     <w:p>
@@ -760,6 +760,26 @@
       <w:r>
         <w:t>a)</w:t>
         <w:tab/>
+        <w:t>4.7kΩ</w:t>
+      </w:r>
+    </w:p>
+    <w:p>
+      <w:pPr>
+        <w:pStyle w:val="Choice"/>
+      </w:pPr>
+      <w:r>
+        <w:t>b)</w:t>
+        <w:tab/>
+        <w:t>47Ω</w:t>
+      </w:r>
+    </w:p>
+    <w:p>
+      <w:pPr>
+        <w:pStyle w:val="Choice"/>
+      </w:pPr>
+      <w:r>
+        <w:t>c)</w:t>
+        <w:tab/>
         <w:t>4.7Ω</w:t>
       </w:r>
     </w:p>
@@ -768,29 +788,9 @@
         <w:pStyle w:val="Choice"/>
       </w:pPr>
       <w:r>
-        <w:t>b)</w:t>
+        <w:t>d)</w:t>
         <w:tab/>
         <w:t>471Ω</w:t>
-      </w:r>
-    </w:p>
-    <w:p>
-      <w:pPr>
-        <w:pStyle w:val="Choice"/>
-      </w:pPr>
-      <w:r>
-        <w:t>c)</w:t>
-        <w:tab/>
-        <w:t>4.7kΩ</w:t>
-      </w:r>
-    </w:p>
-    <w:p>
-      <w:pPr>
-        <w:pStyle w:val="Choice"/>
-      </w:pPr>
-      <w:r>
-        <w:t>d)</w:t>
-        <w:tab/>
-        <w:t>47Ω</w:t>
       </w:r>
     </w:p>
     <w:p>
@@ -857,6 +857,16 @@
       <w:r>
         <w:t>b)</w:t>
         <w:tab/>
+        <w:t>5.6Ω</w:t>
+      </w:r>
+    </w:p>
+    <w:p>
+      <w:pPr>
+        <w:pStyle w:val="Choice"/>
+      </w:pPr>
+      <w:r>
+        <w:t>c)</w:t>
+        <w:tab/>
         <w:t>561Ω</w:t>
       </w:r>
     </w:p>
@@ -865,19 +875,9 @@
         <w:pStyle w:val="Choice"/>
       </w:pPr>
       <w:r>
-        <w:t>c)</w:t>
+        <w:t>d)</w:t>
         <w:tab/>
         <w:t>5.6kΩ</w:t>
-      </w:r>
-    </w:p>
-    <w:p>
-      <w:pPr>
-        <w:pStyle w:val="Choice"/>
-      </w:pPr>
-      <w:r>
-        <w:t>d)</w:t>
-        <w:tab/>
-        <w:t>5.6Ω</w:t>
       </w:r>
     </w:p>
     <w:p>
@@ -934,6 +934,16 @@
       <w:r>
         <w:t>a)</w:t>
         <w:tab/>
+        <w:t>6.8kΩ</w:t>
+      </w:r>
+    </w:p>
+    <w:p>
+      <w:pPr>
+        <w:pStyle w:val="Choice"/>
+      </w:pPr>
+      <w:r>
+        <w:t>b)</w:t>
+        <w:tab/>
         <w:t>681Ω</w:t>
       </w:r>
     </w:p>
@@ -942,29 +952,19 @@
         <w:pStyle w:val="Choice"/>
       </w:pPr>
       <w:r>
-        <w:t>b)</w:t>
+        <w:t>c)</w:t>
+        <w:tab/>
+        <w:t>68Ω</w:t>
+      </w:r>
+    </w:p>
+    <w:p>
+      <w:pPr>
+        <w:pStyle w:val="Choice"/>
+      </w:pPr>
+      <w:r>
+        <w:t>d)</w:t>
         <w:tab/>
         <w:t>6.8Ω</w:t>
-      </w:r>
-    </w:p>
-    <w:p>
-      <w:pPr>
-        <w:pStyle w:val="Choice"/>
-      </w:pPr>
-      <w:r>
-        <w:t>c)</w:t>
-        <w:tab/>
-        <w:t>6.8kΩ</w:t>
-      </w:r>
-    </w:p>
-    <w:p>
-      <w:pPr>
-        <w:pStyle w:val="Choice"/>
-      </w:pPr>
-      <w:r>
-        <w:t>d)</w:t>
-        <w:tab/>
-        <w:t>68Ω</w:t>
       </w:r>
     </w:p>
     <w:p>
@@ -1021,37 +1021,37 @@
       <w:r>
         <w:t>a)</w:t>
         <w:tab/>
+        <w:t>821Ω</w:t>
+      </w:r>
+    </w:p>
+    <w:p>
+      <w:pPr>
+        <w:pStyle w:val="Choice"/>
+      </w:pPr>
+      <w:r>
+        <w:t>b)</w:t>
+        <w:tab/>
+        <w:t>82Ω</w:t>
+      </w:r>
+    </w:p>
+    <w:p>
+      <w:pPr>
+        <w:pStyle w:val="Choice"/>
+      </w:pPr>
+      <w:r>
+        <w:t>c)</w:t>
+        <w:tab/>
+        <w:t>8.2Ω</w:t>
+      </w:r>
+    </w:p>
+    <w:p>
+      <w:pPr>
+        <w:pStyle w:val="Choice"/>
+      </w:pPr>
+      <w:r>
+        <w:t>d)</w:t>
+        <w:tab/>
         <w:t>8.2kΩ</w:t>
-      </w:r>
-    </w:p>
-    <w:p>
-      <w:pPr>
-        <w:pStyle w:val="Choice"/>
-      </w:pPr>
-      <w:r>
-        <w:t>b)</w:t>
-        <w:tab/>
-        <w:t>821Ω</w:t>
-      </w:r>
-    </w:p>
-    <w:p>
-      <w:pPr>
-        <w:pStyle w:val="Choice"/>
-      </w:pPr>
-      <w:r>
-        <w:t>c)</w:t>
-        <w:tab/>
-        <w:t>82Ω</w:t>
-      </w:r>
-    </w:p>
-    <w:p>
-      <w:pPr>
-        <w:pStyle w:val="Choice"/>
-      </w:pPr>
-      <w:r>
-        <w:t>d)</w:t>
-        <w:tab/>
-        <w:t>8.2Ω</w:t>
       </w:r>
     </w:p>
     <w:p>
@@ -1118,27 +1118,27 @@
       <w:r>
         <w:t>b)</w:t>
         <w:tab/>
+        <w:t>10Ω</w:t>
+      </w:r>
+    </w:p>
+    <w:p>
+      <w:pPr>
+        <w:pStyle w:val="Choice"/>
+      </w:pPr>
+      <w:r>
+        <w:t>c)</w:t>
+        <w:tab/>
+        <w:t>100Ω</w:t>
+      </w:r>
+    </w:p>
+    <w:p>
+      <w:pPr>
+        <w:pStyle w:val="Choice"/>
+      </w:pPr>
+      <w:r>
+        <w:t>d)</w:t>
+        <w:tab/>
         <w:t>1.0Ω</w:t>
-      </w:r>
-    </w:p>
-    <w:p>
-      <w:pPr>
-        <w:pStyle w:val="Choice"/>
-      </w:pPr>
-      <w:r>
-        <w:t>c)</w:t>
-        <w:tab/>
-        <w:t>100Ω</w:t>
-      </w:r>
-    </w:p>
-    <w:p>
-      <w:pPr>
-        <w:pStyle w:val="Choice"/>
-      </w:pPr>
-      <w:r>
-        <w:t>d)</w:t>
-        <w:tab/>
-        <w:t>10Ω</w:t>
       </w:r>
     </w:p>
     <w:p>
@@ -1195,6 +1195,26 @@
       <w:r>
         <w:t>a)</w:t>
         <w:tab/>
+        <w:t>1.2Ω</w:t>
+      </w:r>
+    </w:p>
+    <w:p>
+      <w:pPr>
+        <w:pStyle w:val="Choice"/>
+      </w:pPr>
+      <w:r>
+        <w:t>b)</w:t>
+        <w:tab/>
+        <w:t>12kΩ</w:t>
+      </w:r>
+    </w:p>
+    <w:p>
+      <w:pPr>
+        <w:pStyle w:val="Choice"/>
+      </w:pPr>
+      <w:r>
+        <w:t>c)</w:t>
+        <w:tab/>
         <w:t>120Ω</w:t>
       </w:r>
     </w:p>
@@ -1203,29 +1223,9 @@
         <w:pStyle w:val="Choice"/>
       </w:pPr>
       <w:r>
-        <w:t>b)</w:t>
+        <w:t>d)</w:t>
         <w:tab/>
         <w:t>12Ω</w:t>
-      </w:r>
-    </w:p>
-    <w:p>
-      <w:pPr>
-        <w:pStyle w:val="Choice"/>
-      </w:pPr>
-      <w:r>
-        <w:t>c)</w:t>
-        <w:tab/>
-        <w:t>1.2Ω</w:t>
-      </w:r>
-    </w:p>
-    <w:p>
-      <w:pPr>
-        <w:pStyle w:val="Choice"/>
-      </w:pPr>
-      <w:r>
-        <w:t>d)</w:t>
-        <w:tab/>
-        <w:t>12kΩ</w:t>
       </w:r>
     </w:p>
     <w:p>
@@ -1282,37 +1282,37 @@
       <w:r>
         <w:t>a)</w:t>
         <w:tab/>
+        <w:t>150Ω</w:t>
+      </w:r>
+    </w:p>
+    <w:p>
+      <w:pPr>
+        <w:pStyle w:val="Choice"/>
+      </w:pPr>
+      <w:r>
+        <w:t>b)</w:t>
+        <w:tab/>
+        <w:t>1.5Ω</w:t>
+      </w:r>
+    </w:p>
+    <w:p>
+      <w:pPr>
+        <w:pStyle w:val="Choice"/>
+      </w:pPr>
+      <w:r>
+        <w:t>c)</w:t>
+        <w:tab/>
+        <w:t>15kΩ</w:t>
+      </w:r>
+    </w:p>
+    <w:p>
+      <w:pPr>
+        <w:pStyle w:val="Choice"/>
+      </w:pPr>
+      <w:r>
+        <w:t>d)</w:t>
+        <w:tab/>
         <w:t>15Ω</w:t>
-      </w:r>
-    </w:p>
-    <w:p>
-      <w:pPr>
-        <w:pStyle w:val="Choice"/>
-      </w:pPr>
-      <w:r>
-        <w:t>b)</w:t>
-        <w:tab/>
-        <w:t>150Ω</w:t>
-      </w:r>
-    </w:p>
-    <w:p>
-      <w:pPr>
-        <w:pStyle w:val="Choice"/>
-      </w:pPr>
-      <w:r>
-        <w:t>c)</w:t>
-        <w:tab/>
-        <w:t>15kΩ</w:t>
-      </w:r>
-    </w:p>
-    <w:p>
-      <w:pPr>
-        <w:pStyle w:val="Choice"/>
-      </w:pPr>
-      <w:r>
-        <w:t>d)</w:t>
-        <w:tab/>
-        <w:t>1.5Ω</w:t>
       </w:r>
     </w:p>
     <w:p>
@@ -1369,37 +1369,37 @@
       <w:r>
         <w:t>a)</w:t>
         <w:tab/>
+        <w:t>1.8Ω</w:t>
+      </w:r>
+    </w:p>
+    <w:p>
+      <w:pPr>
+        <w:pStyle w:val="Choice"/>
+      </w:pPr>
+      <w:r>
+        <w:t>b)</w:t>
+        <w:tab/>
+        <w:t>18kΩ</w:t>
+      </w:r>
+    </w:p>
+    <w:p>
+      <w:pPr>
+        <w:pStyle w:val="Choice"/>
+      </w:pPr>
+      <w:r>
+        <w:t>c)</w:t>
+        <w:tab/>
+        <w:t>18Ω</w:t>
+      </w:r>
+    </w:p>
+    <w:p>
+      <w:pPr>
+        <w:pStyle w:val="Choice"/>
+      </w:pPr>
+      <w:r>
+        <w:t>d)</w:t>
+        <w:tab/>
         <w:t>180Ω</w:t>
-      </w:r>
-    </w:p>
-    <w:p>
-      <w:pPr>
-        <w:pStyle w:val="Choice"/>
-      </w:pPr>
-      <w:r>
-        <w:t>b)</w:t>
-        <w:tab/>
-        <w:t>18kΩ</w:t>
-      </w:r>
-    </w:p>
-    <w:p>
-      <w:pPr>
-        <w:pStyle w:val="Choice"/>
-      </w:pPr>
-      <w:r>
-        <w:t>c)</w:t>
-        <w:tab/>
-        <w:t>1.8Ω</w:t>
-      </w:r>
-    </w:p>
-    <w:p>
-      <w:pPr>
-        <w:pStyle w:val="Choice"/>
-      </w:pPr>
-      <w:r>
-        <w:t>d)</w:t>
-        <w:tab/>
-        <w:t>18Ω</w:t>
       </w:r>
     </w:p>
     <w:p>
@@ -1456,6 +1456,16 @@
       <w:r>
         <w:t>a)</w:t>
         <w:tab/>
+        <w:t>22kΩ</w:t>
+      </w:r>
+    </w:p>
+    <w:p>
+      <w:pPr>
+        <w:pStyle w:val="Choice"/>
+      </w:pPr>
+      <w:r>
+        <w:t>b)</w:t>
+        <w:tab/>
         <w:t>22Ω</w:t>
       </w:r>
     </w:p>
@@ -1464,7 +1474,7 @@
         <w:pStyle w:val="Choice"/>
       </w:pPr>
       <w:r>
-        <w:t>b)</w:t>
+        <w:t>c)</w:t>
         <w:tab/>
         <w:t>2.2Ω</w:t>
       </w:r>
@@ -1474,19 +1484,9 @@
         <w:pStyle w:val="Choice"/>
       </w:pPr>
       <w:r>
-        <w:t>c)</w:t>
+        <w:t>d)</w:t>
         <w:tab/>
         <w:t>220Ω</w:t>
-      </w:r>
-    </w:p>
-    <w:p>
-      <w:pPr>
-        <w:pStyle w:val="Choice"/>
-      </w:pPr>
-      <w:r>
-        <w:t>d)</w:t>
-        <w:tab/>
-        <w:t>22kΩ</w:t>
       </w:r>
     </w:p>
     <w:p>
@@ -1543,6 +1543,16 @@
       <w:r>
         <w:t>a)</w:t>
         <w:tab/>
+        <w:t>27kΩ</w:t>
+      </w:r>
+    </w:p>
+    <w:p>
+      <w:pPr>
+        <w:pStyle w:val="Choice"/>
+      </w:pPr>
+      <w:r>
+        <w:t>b)</w:t>
+        <w:tab/>
         <w:t>27Ω</w:t>
       </w:r>
     </w:p>
@@ -1551,29 +1561,19 @@
         <w:pStyle w:val="Choice"/>
       </w:pPr>
       <w:r>
-        <w:t>b)</w:t>
+        <w:t>c)</w:t>
+        <w:tab/>
+        <w:t>270Ω</w:t>
+      </w:r>
+    </w:p>
+    <w:p>
+      <w:pPr>
+        <w:pStyle w:val="Choice"/>
+      </w:pPr>
+      <w:r>
+        <w:t>d)</w:t>
         <w:tab/>
         <w:t>2.7Ω</w:t>
-      </w:r>
-    </w:p>
-    <w:p>
-      <w:pPr>
-        <w:pStyle w:val="Choice"/>
-      </w:pPr>
-      <w:r>
-        <w:t>c)</w:t>
-        <w:tab/>
-        <w:t>27kΩ</w:t>
-      </w:r>
-    </w:p>
-    <w:p>
-      <w:pPr>
-        <w:pStyle w:val="Choice"/>
-      </w:pPr>
-      <w:r>
-        <w:t>d)</w:t>
-        <w:tab/>
-        <w:t>270Ω</w:t>
       </w:r>
     </w:p>
     <w:p>
@@ -1640,6 +1640,16 @@
       <w:r>
         <w:t>b)</w:t>
         <w:tab/>
+        <w:t>330Ω</w:t>
+      </w:r>
+    </w:p>
+    <w:p>
+      <w:pPr>
+        <w:pStyle w:val="Choice"/>
+      </w:pPr>
+      <w:r>
+        <w:t>c)</w:t>
+        <w:tab/>
         <w:t>3.3Ω</w:t>
       </w:r>
     </w:p>
@@ -1648,19 +1658,9 @@
         <w:pStyle w:val="Choice"/>
       </w:pPr>
       <w:r>
-        <w:t>c)</w:t>
+        <w:t>d)</w:t>
         <w:tab/>
         <w:t>33kΩ</w:t>
-      </w:r>
-    </w:p>
-    <w:p>
-      <w:pPr>
-        <w:pStyle w:val="Choice"/>
-      </w:pPr>
-      <w:r>
-        <w:t>d)</w:t>
-        <w:tab/>
-        <w:t>330Ω</w:t>
       </w:r>
     </w:p>
     <w:p>
@@ -1717,6 +1717,26 @@
       <w:r>
         <w:t>a)</w:t>
         <w:tab/>
+        <w:t>39Ω</w:t>
+      </w:r>
+    </w:p>
+    <w:p>
+      <w:pPr>
+        <w:pStyle w:val="Choice"/>
+      </w:pPr>
+      <w:r>
+        <w:t>b)</w:t>
+        <w:tab/>
+        <w:t>390Ω</w:t>
+      </w:r>
+    </w:p>
+    <w:p>
+      <w:pPr>
+        <w:pStyle w:val="Choice"/>
+      </w:pPr>
+      <w:r>
+        <w:t>c)</w:t>
+        <w:tab/>
         <w:t>3.9Ω</w:t>
       </w:r>
     </w:p>
@@ -1725,29 +1745,9 @@
         <w:pStyle w:val="Choice"/>
       </w:pPr>
       <w:r>
-        <w:t>b)</w:t>
+        <w:t>d)</w:t>
         <w:tab/>
         <w:t>39kΩ</w:t>
-      </w:r>
-    </w:p>
-    <w:p>
-      <w:pPr>
-        <w:pStyle w:val="Choice"/>
-      </w:pPr>
-      <w:r>
-        <w:t>c)</w:t>
-        <w:tab/>
-        <w:t>390Ω</w:t>
-      </w:r>
-    </w:p>
-    <w:p>
-      <w:pPr>
-        <w:pStyle w:val="Choice"/>
-      </w:pPr>
-      <w:r>
-        <w:t>d)</w:t>
-        <w:tab/>
-        <w:t>39Ω</w:t>
       </w:r>
     </w:p>
     <w:p>
@@ -1814,27 +1814,27 @@
       <w:r>
         <w:t>b)</w:t>
         <w:tab/>
+        <w:t>47kΩ</w:t>
+      </w:r>
+    </w:p>
+    <w:p>
+      <w:pPr>
+        <w:pStyle w:val="Choice"/>
+      </w:pPr>
+      <w:r>
+        <w:t>c)</w:t>
+        <w:tab/>
+        <w:t>47Ω</w:t>
+      </w:r>
+    </w:p>
+    <w:p>
+      <w:pPr>
+        <w:pStyle w:val="Choice"/>
+      </w:pPr>
+      <w:r>
+        <w:t>d)</w:t>
+        <w:tab/>
         <w:t>4.7Ω</w:t>
-      </w:r>
-    </w:p>
-    <w:p>
-      <w:pPr>
-        <w:pStyle w:val="Choice"/>
-      </w:pPr>
-      <w:r>
-        <w:t>c)</w:t>
-        <w:tab/>
-        <w:t>47Ω</w:t>
-      </w:r>
-    </w:p>
-    <w:p>
-      <w:pPr>
-        <w:pStyle w:val="Choice"/>
-      </w:pPr>
-      <w:r>
-        <w:t>d)</w:t>
-        <w:tab/>
-        <w:t>47kΩ</w:t>
       </w:r>
     </w:p>
     <w:p>
@@ -1901,17 +1901,17 @@
       <w:r>
         <w:t>b)</w:t>
         <w:tab/>
+        <w:t>5.6Ω</w:t>
+      </w:r>
+    </w:p>
+    <w:p>
+      <w:pPr>
+        <w:pStyle w:val="Choice"/>
+      </w:pPr>
+      <w:r>
+        <w:t>c)</w:t>
+        <w:tab/>
         <w:t>560Ω</w:t>
-      </w:r>
-    </w:p>
-    <w:p>
-      <w:pPr>
-        <w:pStyle w:val="Choice"/>
-      </w:pPr>
-      <w:r>
-        <w:t>c)</w:t>
-        <w:tab/>
-        <w:t>5.6Ω</w:t>
       </w:r>
     </w:p>
     <w:p>
@@ -1978,6 +1978,16 @@
       <w:r>
         <w:t>a)</w:t>
         <w:tab/>
+        <w:t>680Ω</w:t>
+      </w:r>
+    </w:p>
+    <w:p>
+      <w:pPr>
+        <w:pStyle w:val="Choice"/>
+      </w:pPr>
+      <w:r>
+        <w:t>b)</w:t>
+        <w:tab/>
         <w:t>6.8Ω</w:t>
       </w:r>
     </w:p>
@@ -1986,7 +1996,7 @@
         <w:pStyle w:val="Choice"/>
       </w:pPr>
       <w:r>
-        <w:t>b)</w:t>
+        <w:t>c)</w:t>
         <w:tab/>
         <w:t>68Ω</w:t>
       </w:r>
@@ -1996,19 +2006,9 @@
         <w:pStyle w:val="Choice"/>
       </w:pPr>
       <w:r>
-        <w:t>c)</w:t>
+        <w:t>d)</w:t>
         <w:tab/>
         <w:t>68kΩ</w:t>
-      </w:r>
-    </w:p>
-    <w:p>
-      <w:pPr>
-        <w:pStyle w:val="Choice"/>
-      </w:pPr>
-      <w:r>
-        <w:t>d)</w:t>
-        <w:tab/>
-        <w:t>680Ω</w:t>
       </w:r>
     </w:p>
     <w:p>
@@ -2065,6 +2065,26 @@
       <w:r>
         <w:t>a)</w:t>
         <w:tab/>
+        <w:t>82Ω</w:t>
+      </w:r>
+    </w:p>
+    <w:p>
+      <w:pPr>
+        <w:pStyle w:val="Choice"/>
+      </w:pPr>
+      <w:r>
+        <w:t>b)</w:t>
+        <w:tab/>
+        <w:t>82kΩ</w:t>
+      </w:r>
+    </w:p>
+    <w:p>
+      <w:pPr>
+        <w:pStyle w:val="Choice"/>
+      </w:pPr>
+      <w:r>
+        <w:t>c)</w:t>
+        <w:tab/>
         <w:t>820Ω</w:t>
       </w:r>
     </w:p>
@@ -2073,29 +2093,9 @@
         <w:pStyle w:val="Choice"/>
       </w:pPr>
       <w:r>
-        <w:t>b)</w:t>
+        <w:t>d)</w:t>
         <w:tab/>
         <w:t>8.2Ω</w:t>
-      </w:r>
-    </w:p>
-    <w:p>
-      <w:pPr>
-        <w:pStyle w:val="Choice"/>
-      </w:pPr>
-      <w:r>
-        <w:t>c)</w:t>
-        <w:tab/>
-        <w:t>82kΩ</w:t>
-      </w:r>
-    </w:p>
-    <w:p>
-      <w:pPr>
-        <w:pStyle w:val="Choice"/>
-      </w:pPr>
-      <w:r>
-        <w:t>d)</w:t>
-        <w:tab/>
-        <w:t>82Ω</w:t>
       </w:r>
     </w:p>
     <w:p>
@@ -2152,37 +2152,37 @@
       <w:r>
         <w:t>a)</w:t>
         <w:tab/>
+        <w:t>10kΩ</w:t>
+      </w:r>
+    </w:p>
+    <w:p>
+      <w:pPr>
+        <w:pStyle w:val="Choice"/>
+      </w:pPr>
+      <w:r>
+        <w:t>b)</w:t>
+        <w:tab/>
+        <w:t>100Ω</w:t>
+      </w:r>
+    </w:p>
+    <w:p>
+      <w:pPr>
+        <w:pStyle w:val="Choice"/>
+      </w:pPr>
+      <w:r>
+        <w:t>c)</w:t>
+        <w:tab/>
+        <w:t>101Ω</w:t>
+      </w:r>
+    </w:p>
+    <w:p>
+      <w:pPr>
+        <w:pStyle w:val="Choice"/>
+      </w:pPr>
+      <w:r>
+        <w:t>d)</w:t>
+        <w:tab/>
         <w:t>10Ω</w:t>
-      </w:r>
-    </w:p>
-    <w:p>
-      <w:pPr>
-        <w:pStyle w:val="Choice"/>
-      </w:pPr>
-      <w:r>
-        <w:t>b)</w:t>
-        <w:tab/>
-        <w:t>100Ω</w:t>
-      </w:r>
-    </w:p>
-    <w:p>
-      <w:pPr>
-        <w:pStyle w:val="Choice"/>
-      </w:pPr>
-      <w:r>
-        <w:t>c)</w:t>
-        <w:tab/>
-        <w:t>10kΩ</w:t>
-      </w:r>
-    </w:p>
-    <w:p>
-      <w:pPr>
-        <w:pStyle w:val="Choice"/>
-      </w:pPr>
-      <w:r>
-        <w:t>d)</w:t>
-        <w:tab/>
-        <w:t>101Ω</w:t>
       </w:r>
     </w:p>
     <w:p>
@@ -2239,37 +2239,37 @@
       <w:r>
         <w:t>a)</w:t>
         <w:tab/>
+        <w:t>121Ω</w:t>
+      </w:r>
+    </w:p>
+    <w:p>
+      <w:pPr>
+        <w:pStyle w:val="Choice"/>
+      </w:pPr>
+      <w:r>
+        <w:t>b)</w:t>
+        <w:tab/>
+        <w:t>120Ω</w:t>
+      </w:r>
+    </w:p>
+    <w:p>
+      <w:pPr>
+        <w:pStyle w:val="Choice"/>
+      </w:pPr>
+      <w:r>
+        <w:t>c)</w:t>
+        <w:tab/>
+        <w:t>12Ω</w:t>
+      </w:r>
+    </w:p>
+    <w:p>
+      <w:pPr>
+        <w:pStyle w:val="Choice"/>
+      </w:pPr>
+      <w:r>
+        <w:t>d)</w:t>
+        <w:tab/>
         <w:t>12kΩ</w:t>
-      </w:r>
-    </w:p>
-    <w:p>
-      <w:pPr>
-        <w:pStyle w:val="Choice"/>
-      </w:pPr>
-      <w:r>
-        <w:t>b)</w:t>
-        <w:tab/>
-        <w:t>120Ω</w:t>
-      </w:r>
-    </w:p>
-    <w:p>
-      <w:pPr>
-        <w:pStyle w:val="Choice"/>
-      </w:pPr>
-      <w:r>
-        <w:t>c)</w:t>
-        <w:tab/>
-        <w:t>121Ω</w:t>
-      </w:r>
-    </w:p>
-    <w:p>
-      <w:pPr>
-        <w:pStyle w:val="Choice"/>
-      </w:pPr>
-      <w:r>
-        <w:t>d)</w:t>
-        <w:tab/>
-        <w:t>12Ω</w:t>
       </w:r>
     </w:p>
     <w:p>
@@ -2326,37 +2326,37 @@
       <w:r>
         <w:t>a)</w:t>
         <w:tab/>
+        <w:t>15Ω</w:t>
+      </w:r>
+    </w:p>
+    <w:p>
+      <w:pPr>
+        <w:pStyle w:val="Choice"/>
+      </w:pPr>
+      <w:r>
+        <w:t>b)</w:t>
+        <w:tab/>
+        <w:t>150Ω</w:t>
+      </w:r>
+    </w:p>
+    <w:p>
+      <w:pPr>
+        <w:pStyle w:val="Choice"/>
+      </w:pPr>
+      <w:r>
+        <w:t>c)</w:t>
+        <w:tab/>
+        <w:t>151Ω</w:t>
+      </w:r>
+    </w:p>
+    <w:p>
+      <w:pPr>
+        <w:pStyle w:val="Choice"/>
+      </w:pPr>
+      <w:r>
+        <w:t>d)</w:t>
+        <w:tab/>
         <w:t>15kΩ</w:t>
-      </w:r>
-    </w:p>
-    <w:p>
-      <w:pPr>
-        <w:pStyle w:val="Choice"/>
-      </w:pPr>
-      <w:r>
-        <w:t>b)</w:t>
-        <w:tab/>
-        <w:t>151Ω</w:t>
-      </w:r>
-    </w:p>
-    <w:p>
-      <w:pPr>
-        <w:pStyle w:val="Choice"/>
-      </w:pPr>
-      <w:r>
-        <w:t>c)</w:t>
-        <w:tab/>
-        <w:t>150Ω</w:t>
-      </w:r>
-    </w:p>
-    <w:p>
-      <w:pPr>
-        <w:pStyle w:val="Choice"/>
-      </w:pPr>
-      <w:r>
-        <w:t>d)</w:t>
-        <w:tab/>
-        <w:t>15Ω</w:t>
       </w:r>
     </w:p>
     <w:p>
@@ -2423,27 +2423,27 @@
       <w:r>
         <w:t>b)</w:t>
         <w:tab/>
+        <w:t>181Ω</w:t>
+      </w:r>
+    </w:p>
+    <w:p>
+      <w:pPr>
+        <w:pStyle w:val="Choice"/>
+      </w:pPr>
+      <w:r>
+        <w:t>c)</w:t>
+        <w:tab/>
+        <w:t>180Ω</w:t>
+      </w:r>
+    </w:p>
+    <w:p>
+      <w:pPr>
+        <w:pStyle w:val="Choice"/>
+      </w:pPr>
+      <w:r>
+        <w:t>d)</w:t>
+        <w:tab/>
         <w:t>18Ω</w:t>
-      </w:r>
-    </w:p>
-    <w:p>
-      <w:pPr>
-        <w:pStyle w:val="Choice"/>
-      </w:pPr>
-      <w:r>
-        <w:t>c)</w:t>
-        <w:tab/>
-        <w:t>180Ω</w:t>
-      </w:r>
-    </w:p>
-    <w:p>
-      <w:pPr>
-        <w:pStyle w:val="Choice"/>
-      </w:pPr>
-      <w:r>
-        <w:t>d)</w:t>
-        <w:tab/>
-        <w:t>181Ω</w:t>
       </w:r>
     </w:p>
     <w:p>
@@ -2500,37 +2500,37 @@
       <w:r>
         <w:t>a)</w:t>
         <w:tab/>
+        <w:t>22Ω</w:t>
+      </w:r>
+    </w:p>
+    <w:p>
+      <w:pPr>
+        <w:pStyle w:val="Choice"/>
+      </w:pPr>
+      <w:r>
+        <w:t>b)</w:t>
+        <w:tab/>
+        <w:t>220Ω</w:t>
+      </w:r>
+    </w:p>
+    <w:p>
+      <w:pPr>
+        <w:pStyle w:val="Choice"/>
+      </w:pPr>
+      <w:r>
+        <w:t>c)</w:t>
+        <w:tab/>
+        <w:t>22kΩ</w:t>
+      </w:r>
+    </w:p>
+    <w:p>
+      <w:pPr>
+        <w:pStyle w:val="Choice"/>
+      </w:pPr>
+      <w:r>
+        <w:t>d)</w:t>
+        <w:tab/>
         <w:t>221Ω</w:t>
-      </w:r>
-    </w:p>
-    <w:p>
-      <w:pPr>
-        <w:pStyle w:val="Choice"/>
-      </w:pPr>
-      <w:r>
-        <w:t>b)</w:t>
-        <w:tab/>
-        <w:t>220Ω</w:t>
-      </w:r>
-    </w:p>
-    <w:p>
-      <w:pPr>
-        <w:pStyle w:val="Choice"/>
-      </w:pPr>
-      <w:r>
-        <w:t>c)</w:t>
-        <w:tab/>
-        <w:t>22kΩ</w:t>
-      </w:r>
-    </w:p>
-    <w:p>
-      <w:pPr>
-        <w:pStyle w:val="Choice"/>
-      </w:pPr>
-      <w:r>
-        <w:t>d)</w:t>
-        <w:tab/>
-        <w:t>22Ω</w:t>
       </w:r>
     </w:p>
     <w:p>
@@ -2587,6 +2587,16 @@
       <w:r>
         <w:t>a)</w:t>
         <w:tab/>
+        <w:t>27kΩ</w:t>
+      </w:r>
+    </w:p>
+    <w:p>
+      <w:pPr>
+        <w:pStyle w:val="Choice"/>
+      </w:pPr>
+      <w:r>
+        <w:t>b)</w:t>
+        <w:tab/>
         <w:t>271Ω</w:t>
       </w:r>
     </w:p>
@@ -2595,29 +2605,19 @@
         <w:pStyle w:val="Choice"/>
       </w:pPr>
       <w:r>
-        <w:t>b)</w:t>
+        <w:t>c)</w:t>
+        <w:tab/>
+        <w:t>270Ω</w:t>
+      </w:r>
+    </w:p>
+    <w:p>
+      <w:pPr>
+        <w:pStyle w:val="Choice"/>
+      </w:pPr>
+      <w:r>
+        <w:t>d)</w:t>
         <w:tab/>
         <w:t>27Ω</w:t>
-      </w:r>
-    </w:p>
-    <w:p>
-      <w:pPr>
-        <w:pStyle w:val="Choice"/>
-      </w:pPr>
-      <w:r>
-        <w:t>c)</w:t>
-        <w:tab/>
-        <w:t>270Ω</w:t>
-      </w:r>
-    </w:p>
-    <w:p>
-      <w:pPr>
-        <w:pStyle w:val="Choice"/>
-      </w:pPr>
-      <w:r>
-        <w:t>d)</w:t>
-        <w:tab/>
-        <w:t>27kΩ</w:t>
       </w:r>
     </w:p>
     <w:p>
@@ -2674,17 +2674,17 @@
       <w:r>
         <w:t>a)</w:t>
         <w:tab/>
+        <w:t>33kΩ</w:t>
+      </w:r>
+    </w:p>
+    <w:p>
+      <w:pPr>
+        <w:pStyle w:val="Choice"/>
+      </w:pPr>
+      <w:r>
+        <w:t>b)</w:t>
+        <w:tab/>
         <w:t>33Ω</w:t>
-      </w:r>
-    </w:p>
-    <w:p>
-      <w:pPr>
-        <w:pStyle w:val="Choice"/>
-      </w:pPr>
-      <w:r>
-        <w:t>b)</w:t>
-        <w:tab/>
-        <w:t>33kΩ</w:t>
       </w:r>
     </w:p>
     <w:p>
@@ -2761,6 +2761,16 @@
       <w:r>
         <w:t>a)</w:t>
         <w:tab/>
+        <w:t>39kΩ</w:t>
+      </w:r>
+    </w:p>
+    <w:p>
+      <w:pPr>
+        <w:pStyle w:val="Choice"/>
+      </w:pPr>
+      <w:r>
+        <w:t>b)</w:t>
+        <w:tab/>
         <w:t>39Ω</w:t>
       </w:r>
     </w:p>
@@ -2769,7 +2779,7 @@
         <w:pStyle w:val="Choice"/>
       </w:pPr>
       <w:r>
-        <w:t>b)</w:t>
+        <w:t>c)</w:t>
         <w:tab/>
         <w:t>391Ω</w:t>
       </w:r>
@@ -2779,19 +2789,9 @@
         <w:pStyle w:val="Choice"/>
       </w:pPr>
       <w:r>
-        <w:t>c)</w:t>
+        <w:t>d)</w:t>
         <w:tab/>
         <w:t>390Ω</w:t>
-      </w:r>
-    </w:p>
-    <w:p>
-      <w:pPr>
-        <w:pStyle w:val="Choice"/>
-      </w:pPr>
-      <w:r>
-        <w:t>d)</w:t>
-        <w:tab/>
-        <w:t>39kΩ</w:t>
       </w:r>
     </w:p>
     <w:p>
@@ -2848,27 +2848,27 @@
       <w:r>
         <w:t>a)</w:t>
         <w:tab/>
+        <w:t>470Ω</w:t>
+      </w:r>
+    </w:p>
+    <w:p>
+      <w:pPr>
+        <w:pStyle w:val="Choice"/>
+      </w:pPr>
+      <w:r>
+        <w:t>b)</w:t>
+        <w:tab/>
+        <w:t>47kΩ</w:t>
+      </w:r>
+    </w:p>
+    <w:p>
+      <w:pPr>
+        <w:pStyle w:val="Choice"/>
+      </w:pPr>
+      <w:r>
+        <w:t>c)</w:t>
+        <w:tab/>
         <w:t>471Ω</w:t>
-      </w:r>
-    </w:p>
-    <w:p>
-      <w:pPr>
-        <w:pStyle w:val="Choice"/>
-      </w:pPr>
-      <w:r>
-        <w:t>b)</w:t>
-        <w:tab/>
-        <w:t>47kΩ</w:t>
-      </w:r>
-    </w:p>
-    <w:p>
-      <w:pPr>
-        <w:pStyle w:val="Choice"/>
-      </w:pPr>
-      <w:r>
-        <w:t>c)</w:t>
-        <w:tab/>
-        <w:t>470Ω</w:t>
       </w:r>
     </w:p>
     <w:p>
@@ -2935,27 +2935,27 @@
       <w:r>
         <w:t>a)</w:t>
         <w:tab/>
+        <w:t>560Ω</w:t>
+      </w:r>
+    </w:p>
+    <w:p>
+      <w:pPr>
+        <w:pStyle w:val="Choice"/>
+      </w:pPr>
+      <w:r>
+        <w:t>b)</w:t>
+        <w:tab/>
+        <w:t>56Ω</w:t>
+      </w:r>
+    </w:p>
+    <w:p>
+      <w:pPr>
+        <w:pStyle w:val="Choice"/>
+      </w:pPr>
+      <w:r>
+        <w:t>c)</w:t>
+        <w:tab/>
         <w:t>56kΩ</w:t>
-      </w:r>
-    </w:p>
-    <w:p>
-      <w:pPr>
-        <w:pStyle w:val="Choice"/>
-      </w:pPr>
-      <w:r>
-        <w:t>b)</w:t>
-        <w:tab/>
-        <w:t>56Ω</w:t>
-      </w:r>
-    </w:p>
-    <w:p>
-      <w:pPr>
-        <w:pStyle w:val="Choice"/>
-      </w:pPr>
-      <w:r>
-        <w:t>c)</w:t>
-        <w:tab/>
-        <w:t>560Ω</w:t>
       </w:r>
     </w:p>
     <w:p>
@@ -3022,37 +3022,37 @@
       <w:r>
         <w:t>a)</w:t>
         <w:tab/>
+        <w:t>68Ω</w:t>
+      </w:r>
+    </w:p>
+    <w:p>
+      <w:pPr>
+        <w:pStyle w:val="Choice"/>
+      </w:pPr>
+      <w:r>
+        <w:t>b)</w:t>
+        <w:tab/>
+        <w:t>680Ω</w:t>
+      </w:r>
+    </w:p>
+    <w:p>
+      <w:pPr>
+        <w:pStyle w:val="Choice"/>
+      </w:pPr>
+      <w:r>
+        <w:t>c)</w:t>
+        <w:tab/>
+        <w:t>68kΩ</w:t>
+      </w:r>
+    </w:p>
+    <w:p>
+      <w:pPr>
+        <w:pStyle w:val="Choice"/>
+      </w:pPr>
+      <w:r>
+        <w:t>d)</w:t>
+        <w:tab/>
         <w:t>681Ω</w:t>
-      </w:r>
-    </w:p>
-    <w:p>
-      <w:pPr>
-        <w:pStyle w:val="Choice"/>
-      </w:pPr>
-      <w:r>
-        <w:t>b)</w:t>
-        <w:tab/>
-        <w:t>680Ω</w:t>
-      </w:r>
-    </w:p>
-    <w:p>
-      <w:pPr>
-        <w:pStyle w:val="Choice"/>
-      </w:pPr>
-      <w:r>
-        <w:t>c)</w:t>
-        <w:tab/>
-        <w:t>68kΩ</w:t>
-      </w:r>
-    </w:p>
-    <w:p>
-      <w:pPr>
-        <w:pStyle w:val="Choice"/>
-      </w:pPr>
-      <w:r>
-        <w:t>d)</w:t>
-        <w:tab/>
-        <w:t>68Ω</w:t>
       </w:r>
     </w:p>
     <w:p>
@@ -3129,17 +3129,17 @@
       <w:r>
         <w:t>c)</w:t>
         <w:tab/>
+        <w:t>82Ω</w:t>
+      </w:r>
+    </w:p>
+    <w:p>
+      <w:pPr>
+        <w:pStyle w:val="Choice"/>
+      </w:pPr>
+      <w:r>
+        <w:t>d)</w:t>
+        <w:tab/>
         <w:t>821Ω</w:t>
-      </w:r>
-    </w:p>
-    <w:p>
-      <w:pPr>
-        <w:pStyle w:val="Choice"/>
-      </w:pPr>
-      <w:r>
-        <w:t>d)</w:t>
-        <w:tab/>
-        <w:t>82Ω</w:t>
       </w:r>
     </w:p>
     <w:p>
@@ -3196,37 +3196,37 @@
       <w:r>
         <w:t>a)</w:t>
         <w:tab/>
+        <w:t>10Ω</w:t>
+      </w:r>
+    </w:p>
+    <w:p>
+      <w:pPr>
+        <w:pStyle w:val="Choice"/>
+      </w:pPr>
+      <w:r>
+        <w:t>b)</w:t>
+        <w:tab/>
+        <w:t>102Ω</w:t>
+      </w:r>
+    </w:p>
+    <w:p>
+      <w:pPr>
+        <w:pStyle w:val="Choice"/>
+      </w:pPr>
+      <w:r>
+        <w:t>c)</w:t>
+        <w:tab/>
+        <w:t>1.0kΩ</w:t>
+      </w:r>
+    </w:p>
+    <w:p>
+      <w:pPr>
+        <w:pStyle w:val="Choice"/>
+      </w:pPr>
+      <w:r>
+        <w:t>d)</w:t>
+        <w:tab/>
         <w:t>10kΩ</w:t>
-      </w:r>
-    </w:p>
-    <w:p>
-      <w:pPr>
-        <w:pStyle w:val="Choice"/>
-      </w:pPr>
-      <w:r>
-        <w:t>b)</w:t>
-        <w:tab/>
-        <w:t>10Ω</w:t>
-      </w:r>
-    </w:p>
-    <w:p>
-      <w:pPr>
-        <w:pStyle w:val="Choice"/>
-      </w:pPr>
-      <w:r>
-        <w:t>c)</w:t>
-        <w:tab/>
-        <w:t>102Ω</w:t>
-      </w:r>
-    </w:p>
-    <w:p>
-      <w:pPr>
-        <w:pStyle w:val="Choice"/>
-      </w:pPr>
-      <w:r>
-        <w:t>d)</w:t>
-        <w:tab/>
-        <w:t>1.0kΩ</w:t>
       </w:r>
     </w:p>
     <w:p>
@@ -3283,37 +3283,37 @@
       <w:r>
         <w:t>a)</w:t>
         <w:tab/>
+        <w:t>12Ω</w:t>
+      </w:r>
+    </w:p>
+    <w:p>
+      <w:pPr>
+        <w:pStyle w:val="Choice"/>
+      </w:pPr>
+      <w:r>
+        <w:t>b)</w:t>
+        <w:tab/>
+        <w:t>122Ω</w:t>
+      </w:r>
+    </w:p>
+    <w:p>
+      <w:pPr>
+        <w:pStyle w:val="Choice"/>
+      </w:pPr>
+      <w:r>
+        <w:t>c)</w:t>
+        <w:tab/>
+        <w:t>12kΩ</w:t>
+      </w:r>
+    </w:p>
+    <w:p>
+      <w:pPr>
+        <w:pStyle w:val="Choice"/>
+      </w:pPr>
+      <w:r>
+        <w:t>d)</w:t>
+        <w:tab/>
         <w:t>1.2kΩ</w:t>
-      </w:r>
-    </w:p>
-    <w:p>
-      <w:pPr>
-        <w:pStyle w:val="Choice"/>
-      </w:pPr>
-      <w:r>
-        <w:t>b)</w:t>
-        <w:tab/>
-        <w:t>12Ω</w:t>
-      </w:r>
-    </w:p>
-    <w:p>
-      <w:pPr>
-        <w:pStyle w:val="Choice"/>
-      </w:pPr>
-      <w:r>
-        <w:t>c)</w:t>
-        <w:tab/>
-        <w:t>12kΩ</w:t>
-      </w:r>
-    </w:p>
-    <w:p>
-      <w:pPr>
-        <w:pStyle w:val="Choice"/>
-      </w:pPr>
-      <w:r>
-        <w:t>d)</w:t>
-        <w:tab/>
-        <w:t>122Ω</w:t>
       </w:r>
     </w:p>
     <w:p>
@@ -3370,6 +3370,16 @@
       <w:r>
         <w:t>a)</w:t>
         <w:tab/>
+        <w:t>15kΩ</w:t>
+      </w:r>
+    </w:p>
+    <w:p>
+      <w:pPr>
+        <w:pStyle w:val="Choice"/>
+      </w:pPr>
+      <w:r>
+        <w:t>b)</w:t>
+        <w:tab/>
         <w:t>152Ω</w:t>
       </w:r>
     </w:p>
@@ -3378,19 +3388,9 @@
         <w:pStyle w:val="Choice"/>
       </w:pPr>
       <w:r>
-        <w:t>b)</w:t>
+        <w:t>c)</w:t>
         <w:tab/>
         <w:t>15Ω</w:t>
-      </w:r>
-    </w:p>
-    <w:p>
-      <w:pPr>
-        <w:pStyle w:val="Choice"/>
-      </w:pPr>
-      <w:r>
-        <w:t>c)</w:t>
-        <w:tab/>
-        <w:t>15kΩ</w:t>
       </w:r>
     </w:p>
     <w:p>
@@ -3457,6 +3457,26 @@
       <w:r>
         <w:t>a)</w:t>
         <w:tab/>
+        <w:t>18Ω</w:t>
+      </w:r>
+    </w:p>
+    <w:p>
+      <w:pPr>
+        <w:pStyle w:val="Choice"/>
+      </w:pPr>
+      <w:r>
+        <w:t>b)</w:t>
+        <w:tab/>
+        <w:t>18kΩ</w:t>
+      </w:r>
+    </w:p>
+    <w:p>
+      <w:pPr>
+        <w:pStyle w:val="Choice"/>
+      </w:pPr>
+      <w:r>
+        <w:t>c)</w:t>
+        <w:tab/>
         <w:t>182Ω</w:t>
       </w:r>
     </w:p>
@@ -3465,29 +3485,9 @@
         <w:pStyle w:val="Choice"/>
       </w:pPr>
       <w:r>
-        <w:t>b)</w:t>
+        <w:t>d)</w:t>
         <w:tab/>
         <w:t>1.8kΩ</w:t>
-      </w:r>
-    </w:p>
-    <w:p>
-      <w:pPr>
-        <w:pStyle w:val="Choice"/>
-      </w:pPr>
-      <w:r>
-        <w:t>c)</w:t>
-        <w:tab/>
-        <w:t>18kΩ</w:t>
-      </w:r>
-    </w:p>
-    <w:p>
-      <w:pPr>
-        <w:pStyle w:val="Choice"/>
-      </w:pPr>
-      <w:r>
-        <w:t>d)</w:t>
-        <w:tab/>
-        <w:t>18Ω</w:t>
       </w:r>
     </w:p>
     <w:p>
@@ -3544,6 +3544,26 @@
       <w:r>
         <w:t>a)</w:t>
         <w:tab/>
+        <w:t>22Ω</w:t>
+      </w:r>
+    </w:p>
+    <w:p>
+      <w:pPr>
+        <w:pStyle w:val="Choice"/>
+      </w:pPr>
+      <w:r>
+        <w:t>b)</w:t>
+        <w:tab/>
+        <w:t>2.2kΩ</w:t>
+      </w:r>
+    </w:p>
+    <w:p>
+      <w:pPr>
+        <w:pStyle w:val="Choice"/>
+      </w:pPr>
+      <w:r>
+        <w:t>c)</w:t>
+        <w:tab/>
         <w:t>22kΩ</w:t>
       </w:r>
     </w:p>
@@ -3552,29 +3572,9 @@
         <w:pStyle w:val="Choice"/>
       </w:pPr>
       <w:r>
-        <w:t>b)</w:t>
+        <w:t>d)</w:t>
         <w:tab/>
         <w:t>222Ω</w:t>
-      </w:r>
-    </w:p>
-    <w:p>
-      <w:pPr>
-        <w:pStyle w:val="Choice"/>
-      </w:pPr>
-      <w:r>
-        <w:t>c)</w:t>
-        <w:tab/>
-        <w:t>22Ω</w:t>
-      </w:r>
-    </w:p>
-    <w:p>
-      <w:pPr>
-        <w:pStyle w:val="Choice"/>
-      </w:pPr>
-      <w:r>
-        <w:t>d)</w:t>
-        <w:tab/>
-        <w:t>2.2kΩ</w:t>
       </w:r>
     </w:p>
     <w:p>
@@ -3631,6 +3631,26 @@
       <w:r>
         <w:t>a)</w:t>
         <w:tab/>
+        <w:t>2.7kΩ</w:t>
+      </w:r>
+    </w:p>
+    <w:p>
+      <w:pPr>
+        <w:pStyle w:val="Choice"/>
+      </w:pPr>
+      <w:r>
+        <w:t>b)</w:t>
+        <w:tab/>
+        <w:t>27kΩ</w:t>
+      </w:r>
+    </w:p>
+    <w:p>
+      <w:pPr>
+        <w:pStyle w:val="Choice"/>
+      </w:pPr>
+      <w:r>
+        <w:t>c)</w:t>
+        <w:tab/>
         <w:t>27Ω</w:t>
       </w:r>
     </w:p>
@@ -3639,29 +3659,9 @@
         <w:pStyle w:val="Choice"/>
       </w:pPr>
       <w:r>
-        <w:t>b)</w:t>
+        <w:t>d)</w:t>
         <w:tab/>
         <w:t>272Ω</w:t>
-      </w:r>
-    </w:p>
-    <w:p>
-      <w:pPr>
-        <w:pStyle w:val="Choice"/>
-      </w:pPr>
-      <w:r>
-        <w:t>c)</w:t>
-        <w:tab/>
-        <w:t>2.7kΩ</w:t>
-      </w:r>
-    </w:p>
-    <w:p>
-      <w:pPr>
-        <w:pStyle w:val="Choice"/>
-      </w:pPr>
-      <w:r>
-        <w:t>d)</w:t>
-        <w:tab/>
-        <w:t>27kΩ</w:t>
       </w:r>
     </w:p>
     <w:p>
@@ -3718,27 +3718,27 @@
       <w:r>
         <w:t>a)</w:t>
         <w:tab/>
+        <w:t>33kΩ</w:t>
+      </w:r>
+    </w:p>
+    <w:p>
+      <w:pPr>
+        <w:pStyle w:val="Choice"/>
+      </w:pPr>
+      <w:r>
+        <w:t>b)</w:t>
+        <w:tab/>
+        <w:t>332Ω</w:t>
+      </w:r>
+    </w:p>
+    <w:p>
+      <w:pPr>
+        <w:pStyle w:val="Choice"/>
+      </w:pPr>
+      <w:r>
+        <w:t>c)</w:t>
+        <w:tab/>
         <w:t>3.3kΩ</w:t>
-      </w:r>
-    </w:p>
-    <w:p>
-      <w:pPr>
-        <w:pStyle w:val="Choice"/>
-      </w:pPr>
-      <w:r>
-        <w:t>b)</w:t>
-        <w:tab/>
-        <w:t>33kΩ</w:t>
-      </w:r>
-    </w:p>
-    <w:p>
-      <w:pPr>
-        <w:pStyle w:val="Choice"/>
-      </w:pPr>
-      <w:r>
-        <w:t>c)</w:t>
-        <w:tab/>
-        <w:t>332Ω</w:t>
       </w:r>
     </w:p>
     <w:p>
@@ -3805,37 +3805,37 @@
       <w:r>
         <w:t>a)</w:t>
         <w:tab/>
+        <w:t>3.9kΩ</w:t>
+      </w:r>
+    </w:p>
+    <w:p>
+      <w:pPr>
+        <w:pStyle w:val="Choice"/>
+      </w:pPr>
+      <w:r>
+        <w:t>b)</w:t>
+        <w:tab/>
+        <w:t>39Ω</w:t>
+      </w:r>
+    </w:p>
+    <w:p>
+      <w:pPr>
+        <w:pStyle w:val="Choice"/>
+      </w:pPr>
+      <w:r>
+        <w:t>c)</w:t>
+        <w:tab/>
+        <w:t>39kΩ</w:t>
+      </w:r>
+    </w:p>
+    <w:p>
+      <w:pPr>
+        <w:pStyle w:val="Choice"/>
+      </w:pPr>
+      <w:r>
+        <w:t>d)</w:t>
+        <w:tab/>
         <w:t>392Ω</w:t>
-      </w:r>
-    </w:p>
-    <w:p>
-      <w:pPr>
-        <w:pStyle w:val="Choice"/>
-      </w:pPr>
-      <w:r>
-        <w:t>b)</w:t>
-        <w:tab/>
-        <w:t>3.9kΩ</w:t>
-      </w:r>
-    </w:p>
-    <w:p>
-      <w:pPr>
-        <w:pStyle w:val="Choice"/>
-      </w:pPr>
-      <w:r>
-        <w:t>c)</w:t>
-        <w:tab/>
-        <w:t>39Ω</w:t>
-      </w:r>
-    </w:p>
-    <w:p>
-      <w:pPr>
-        <w:pStyle w:val="Choice"/>
-      </w:pPr>
-      <w:r>
-        <w:t>d)</w:t>
-        <w:tab/>
-        <w:t>39kΩ</w:t>
       </w:r>
     </w:p>
     <w:p>
@@ -3892,37 +3892,37 @@
       <w:r>
         <w:t>a)</w:t>
         <w:tab/>
+        <w:t>472Ω</w:t>
+      </w:r>
+    </w:p>
+    <w:p>
+      <w:pPr>
+        <w:pStyle w:val="Choice"/>
+      </w:pPr>
+      <w:r>
+        <w:t>b)</w:t>
+        <w:tab/>
+        <w:t>47kΩ</w:t>
+      </w:r>
+    </w:p>
+    <w:p>
+      <w:pPr>
+        <w:pStyle w:val="Choice"/>
+      </w:pPr>
+      <w:r>
+        <w:t>c)</w:t>
+        <w:tab/>
+        <w:t>4.7kΩ</w:t>
+      </w:r>
+    </w:p>
+    <w:p>
+      <w:pPr>
+        <w:pStyle w:val="Choice"/>
+      </w:pPr>
+      <w:r>
+        <w:t>d)</w:t>
+        <w:tab/>
         <w:t>47Ω</w:t>
-      </w:r>
-    </w:p>
-    <w:p>
-      <w:pPr>
-        <w:pStyle w:val="Choice"/>
-      </w:pPr>
-      <w:r>
-        <w:t>b)</w:t>
-        <w:tab/>
-        <w:t>4.7kΩ</w:t>
-      </w:r>
-    </w:p>
-    <w:p>
-      <w:pPr>
-        <w:pStyle w:val="Choice"/>
-      </w:pPr>
-      <w:r>
-        <w:t>c)</w:t>
-        <w:tab/>
-        <w:t>47kΩ</w:t>
-      </w:r>
-    </w:p>
-    <w:p>
-      <w:pPr>
-        <w:pStyle w:val="Choice"/>
-      </w:pPr>
-      <w:r>
-        <w:t>d)</w:t>
-        <w:tab/>
-        <w:t>472Ω</w:t>
       </w:r>
     </w:p>
     <w:p>
@@ -3999,17 +3999,17 @@
       <w:r>
         <w:t>c)</w:t>
         <w:tab/>
+        <w:t>5.6kΩ</w:t>
+      </w:r>
+    </w:p>
+    <w:p>
+      <w:pPr>
+        <w:pStyle w:val="Choice"/>
+      </w:pPr>
+      <w:r>
+        <w:t>d)</w:t>
+        <w:tab/>
         <w:t>56Ω</w:t>
-      </w:r>
-    </w:p>
-    <w:p>
-      <w:pPr>
-        <w:pStyle w:val="Choice"/>
-      </w:pPr>
-      <w:r>
-        <w:t>d)</w:t>
-        <w:tab/>
-        <w:t>5.6kΩ</w:t>
       </w:r>
     </w:p>
     <w:p>
@@ -4066,37 +4066,37 @@
       <w:r>
         <w:t>a)</w:t>
         <w:tab/>
+        <w:t>68kΩ</w:t>
+      </w:r>
+    </w:p>
+    <w:p>
+      <w:pPr>
+        <w:pStyle w:val="Choice"/>
+      </w:pPr>
+      <w:r>
+        <w:t>b)</w:t>
+        <w:tab/>
+        <w:t>6.8kΩ</w:t>
+      </w:r>
+    </w:p>
+    <w:p>
+      <w:pPr>
+        <w:pStyle w:val="Choice"/>
+      </w:pPr>
+      <w:r>
+        <w:t>c)</w:t>
+        <w:tab/>
+        <w:t>68Ω</w:t>
+      </w:r>
+    </w:p>
+    <w:p>
+      <w:pPr>
+        <w:pStyle w:val="Choice"/>
+      </w:pPr>
+      <w:r>
+        <w:t>d)</w:t>
+        <w:tab/>
         <w:t>682Ω</w:t>
-      </w:r>
-    </w:p>
-    <w:p>
-      <w:pPr>
-        <w:pStyle w:val="Choice"/>
-      </w:pPr>
-      <w:r>
-        <w:t>b)</w:t>
-        <w:tab/>
-        <w:t>68Ω</w:t>
-      </w:r>
-    </w:p>
-    <w:p>
-      <w:pPr>
-        <w:pStyle w:val="Choice"/>
-      </w:pPr>
-      <w:r>
-        <w:t>c)</w:t>
-        <w:tab/>
-        <w:t>6.8kΩ</w:t>
-      </w:r>
-    </w:p>
-    <w:p>
-      <w:pPr>
-        <w:pStyle w:val="Choice"/>
-      </w:pPr>
-      <w:r>
-        <w:t>d)</w:t>
-        <w:tab/>
-        <w:t>68kΩ</w:t>
       </w:r>
     </w:p>
     <w:p>
@@ -4163,27 +4163,27 @@
       <w:r>
         <w:t>b)</w:t>
         <w:tab/>
+        <w:t>82Ω</w:t>
+      </w:r>
+    </w:p>
+    <w:p>
+      <w:pPr>
+        <w:pStyle w:val="Choice"/>
+      </w:pPr>
+      <w:r>
+        <w:t>c)</w:t>
+        <w:tab/>
+        <w:t>822Ω</w:t>
+      </w:r>
+    </w:p>
+    <w:p>
+      <w:pPr>
+        <w:pStyle w:val="Choice"/>
+      </w:pPr>
+      <w:r>
+        <w:t>d)</w:t>
+        <w:tab/>
         <w:t>82kΩ</w:t>
-      </w:r>
-    </w:p>
-    <w:p>
-      <w:pPr>
-        <w:pStyle w:val="Choice"/>
-      </w:pPr>
-      <w:r>
-        <w:t>c)</w:t>
-        <w:tab/>
-        <w:t>82Ω</w:t>
-      </w:r>
-    </w:p>
-    <w:p>
-      <w:pPr>
-        <w:pStyle w:val="Choice"/>
-      </w:pPr>
-      <w:r>
-        <w:t>d)</w:t>
-        <w:tab/>
-        <w:t>822Ω</w:t>
       </w:r>
     </w:p>
     <w:p>
@@ -4240,6 +4240,16 @@
       <w:r>
         <w:t>a)</w:t>
         <w:tab/>
+        <w:t>1.0MΩ</w:t>
+      </w:r>
+    </w:p>
+    <w:p>
+      <w:pPr>
+        <w:pStyle w:val="Choice"/>
+      </w:pPr>
+      <w:r>
+        <w:t>b)</w:t>
+        <w:tab/>
         <w:t>103Ω</w:t>
       </w:r>
     </w:p>
@@ -4248,19 +4258,9 @@
         <w:pStyle w:val="Choice"/>
       </w:pPr>
       <w:r>
-        <w:t>b)</w:t>
+        <w:t>c)</w:t>
         <w:tab/>
         <w:t>10kΩ</w:t>
-      </w:r>
-    </w:p>
-    <w:p>
-      <w:pPr>
-        <w:pStyle w:val="Choice"/>
-      </w:pPr>
-      <w:r>
-        <w:t>c)</w:t>
-        <w:tab/>
-        <w:t>1.0MΩ</w:t>
       </w:r>
     </w:p>
     <w:p>
@@ -4327,6 +4327,26 @@
       <w:r>
         <w:t>a)</w:t>
         <w:tab/>
+        <w:t>12Ω</w:t>
+      </w:r>
+    </w:p>
+    <w:p>
+      <w:pPr>
+        <w:pStyle w:val="Choice"/>
+      </w:pPr>
+      <w:r>
+        <w:t>b)</w:t>
+        <w:tab/>
+        <w:t>123Ω</w:t>
+      </w:r>
+    </w:p>
+    <w:p>
+      <w:pPr>
+        <w:pStyle w:val="Choice"/>
+      </w:pPr>
+      <w:r>
+        <w:t>c)</w:t>
+        <w:tab/>
         <w:t>1.2MΩ</w:t>
       </w:r>
     </w:p>
@@ -4335,29 +4355,9 @@
         <w:pStyle w:val="Choice"/>
       </w:pPr>
       <w:r>
-        <w:t>b)</w:t>
+        <w:t>d)</w:t>
         <w:tab/>
         <w:t>12kΩ</w:t>
-      </w:r>
-    </w:p>
-    <w:p>
-      <w:pPr>
-        <w:pStyle w:val="Choice"/>
-      </w:pPr>
-      <w:r>
-        <w:t>c)</w:t>
-        <w:tab/>
-        <w:t>123Ω</w:t>
-      </w:r>
-    </w:p>
-    <w:p>
-      <w:pPr>
-        <w:pStyle w:val="Choice"/>
-      </w:pPr>
-      <w:r>
-        <w:t>d)</w:t>
-        <w:tab/>
-        <w:t>12Ω</w:t>
       </w:r>
     </w:p>
     <w:p>
@@ -4414,6 +4414,16 @@
       <w:r>
         <w:t>a)</w:t>
         <w:tab/>
+        <w:t>15Ω</w:t>
+      </w:r>
+    </w:p>
+    <w:p>
+      <w:pPr>
+        <w:pStyle w:val="Choice"/>
+      </w:pPr>
+      <w:r>
+        <w:t>b)</w:t>
+        <w:tab/>
         <w:t>15kΩ</w:t>
       </w:r>
     </w:p>
@@ -4422,19 +4432,9 @@
         <w:pStyle w:val="Choice"/>
       </w:pPr>
       <w:r>
-        <w:t>b)</w:t>
+        <w:t>c)</w:t>
         <w:tab/>
         <w:t>1.5MΩ</w:t>
-      </w:r>
-    </w:p>
-    <w:p>
-      <w:pPr>
-        <w:pStyle w:val="Choice"/>
-      </w:pPr>
-      <w:r>
-        <w:t>c)</w:t>
-        <w:tab/>
-        <w:t>15Ω</w:t>
       </w:r>
     </w:p>
     <w:p>
@@ -4588,37 +4588,37 @@
       <w:r>
         <w:t>a)</w:t>
         <w:tab/>
+        <w:t>223Ω</w:t>
+      </w:r>
+    </w:p>
+    <w:p>
+      <w:pPr>
+        <w:pStyle w:val="Choice"/>
+      </w:pPr>
+      <w:r>
+        <w:t>b)</w:t>
+        <w:tab/>
+        <w:t>2.2MΩ</w:t>
+      </w:r>
+    </w:p>
+    <w:p>
+      <w:pPr>
+        <w:pStyle w:val="Choice"/>
+      </w:pPr>
+      <w:r>
+        <w:t>c)</w:t>
+        <w:tab/>
+        <w:t>22Ω</w:t>
+      </w:r>
+    </w:p>
+    <w:p>
+      <w:pPr>
+        <w:pStyle w:val="Choice"/>
+      </w:pPr>
+      <w:r>
+        <w:t>d)</w:t>
+        <w:tab/>
         <w:t>22kΩ</w:t>
-      </w:r>
-    </w:p>
-    <w:p>
-      <w:pPr>
-        <w:pStyle w:val="Choice"/>
-      </w:pPr>
-      <w:r>
-        <w:t>b)</w:t>
-        <w:tab/>
-        <w:t>2.2MΩ</w:t>
-      </w:r>
-    </w:p>
-    <w:p>
-      <w:pPr>
-        <w:pStyle w:val="Choice"/>
-      </w:pPr>
-      <w:r>
-        <w:t>c)</w:t>
-        <w:tab/>
-        <w:t>22Ω</w:t>
-      </w:r>
-    </w:p>
-    <w:p>
-      <w:pPr>
-        <w:pStyle w:val="Choice"/>
-      </w:pPr>
-      <w:r>
-        <w:t>d)</w:t>
-        <w:tab/>
-        <w:t>223Ω</w:t>
       </w:r>
     </w:p>
     <w:p>
@@ -4685,27 +4685,27 @@
       <w:r>
         <w:t>b)</w:t>
         <w:tab/>
+        <w:t>27kΩ</w:t>
+      </w:r>
+    </w:p>
+    <w:p>
+      <w:pPr>
+        <w:pStyle w:val="Choice"/>
+      </w:pPr>
+      <w:r>
+        <w:t>c)</w:t>
+        <w:tab/>
+        <w:t>2.7MΩ</w:t>
+      </w:r>
+    </w:p>
+    <w:p>
+      <w:pPr>
+        <w:pStyle w:val="Choice"/>
+      </w:pPr>
+      <w:r>
+        <w:t>d)</w:t>
+        <w:tab/>
         <w:t>27Ω</w:t>
-      </w:r>
-    </w:p>
-    <w:p>
-      <w:pPr>
-        <w:pStyle w:val="Choice"/>
-      </w:pPr>
-      <w:r>
-        <w:t>c)</w:t>
-        <w:tab/>
-        <w:t>2.7MΩ</w:t>
-      </w:r>
-    </w:p>
-    <w:p>
-      <w:pPr>
-        <w:pStyle w:val="Choice"/>
-      </w:pPr>
-      <w:r>
-        <w:t>d)</w:t>
-        <w:tab/>
-        <w:t>27kΩ</w:t>
       </w:r>
     </w:p>
     <w:p>
@@ -4762,37 +4762,37 @@
       <w:r>
         <w:t>a)</w:t>
         <w:tab/>
+        <w:t>33Ω</w:t>
+      </w:r>
+    </w:p>
+    <w:p>
+      <w:pPr>
+        <w:pStyle w:val="Choice"/>
+      </w:pPr>
+      <w:r>
+        <w:t>b)</w:t>
+        <w:tab/>
+        <w:t>333Ω</w:t>
+      </w:r>
+    </w:p>
+    <w:p>
+      <w:pPr>
+        <w:pStyle w:val="Choice"/>
+      </w:pPr>
+      <w:r>
+        <w:t>c)</w:t>
+        <w:tab/>
+        <w:t>33kΩ</w:t>
+      </w:r>
+    </w:p>
+    <w:p>
+      <w:pPr>
+        <w:pStyle w:val="Choice"/>
+      </w:pPr>
+      <w:r>
+        <w:t>d)</w:t>
+        <w:tab/>
         <w:t>3.3MΩ</w:t>
-      </w:r>
-    </w:p>
-    <w:p>
-      <w:pPr>
-        <w:pStyle w:val="Choice"/>
-      </w:pPr>
-      <w:r>
-        <w:t>b)</w:t>
-        <w:tab/>
-        <w:t>333Ω</w:t>
-      </w:r>
-    </w:p>
-    <w:p>
-      <w:pPr>
-        <w:pStyle w:val="Choice"/>
-      </w:pPr>
-      <w:r>
-        <w:t>c)</w:t>
-        <w:tab/>
-        <w:t>33kΩ</w:t>
-      </w:r>
-    </w:p>
-    <w:p>
-      <w:pPr>
-        <w:pStyle w:val="Choice"/>
-      </w:pPr>
-      <w:r>
-        <w:t>d)</w:t>
-        <w:tab/>
-        <w:t>33Ω</w:t>
       </w:r>
     </w:p>
     <w:p>
@@ -4869,17 +4869,17 @@
       <w:r>
         <w:t>c)</w:t>
         <w:tab/>
+        <w:t>39Ω</w:t>
+      </w:r>
+    </w:p>
+    <w:p>
+      <w:pPr>
+        <w:pStyle w:val="Choice"/>
+      </w:pPr>
+      <w:r>
+        <w:t>d)</w:t>
+        <w:tab/>
         <w:t>393Ω</w:t>
-      </w:r>
-    </w:p>
-    <w:p>
-      <w:pPr>
-        <w:pStyle w:val="Choice"/>
-      </w:pPr>
-      <w:r>
-        <w:t>d)</w:t>
-        <w:tab/>
-        <w:t>39Ω</w:t>
       </w:r>
     </w:p>
     <w:p>
@@ -4936,37 +4936,37 @@
       <w:r>
         <w:t>a)</w:t>
         <w:tab/>
+        <w:t>473Ω</w:t>
+      </w:r>
+    </w:p>
+    <w:p>
+      <w:pPr>
+        <w:pStyle w:val="Choice"/>
+      </w:pPr>
+      <w:r>
+        <w:t>b)</w:t>
+        <w:tab/>
+        <w:t>4.7MΩ</w:t>
+      </w:r>
+    </w:p>
+    <w:p>
+      <w:pPr>
+        <w:pStyle w:val="Choice"/>
+      </w:pPr>
+      <w:r>
+        <w:t>c)</w:t>
+        <w:tab/>
+        <w:t>47Ω</w:t>
+      </w:r>
+    </w:p>
+    <w:p>
+      <w:pPr>
+        <w:pStyle w:val="Choice"/>
+      </w:pPr>
+      <w:r>
+        <w:t>d)</w:t>
+        <w:tab/>
         <w:t>47kΩ</w:t>
-      </w:r>
-    </w:p>
-    <w:p>
-      <w:pPr>
-        <w:pStyle w:val="Choice"/>
-      </w:pPr>
-      <w:r>
-        <w:t>b)</w:t>
-        <w:tab/>
-        <w:t>47Ω</w:t>
-      </w:r>
-    </w:p>
-    <w:p>
-      <w:pPr>
-        <w:pStyle w:val="Choice"/>
-      </w:pPr>
-      <w:r>
-        <w:t>c)</w:t>
-        <w:tab/>
-        <w:t>473Ω</w:t>
-      </w:r>
-    </w:p>
-    <w:p>
-      <w:pPr>
-        <w:pStyle w:val="Choice"/>
-      </w:pPr>
-      <w:r>
-        <w:t>d)</w:t>
-        <w:tab/>
-        <w:t>4.7MΩ</w:t>
       </w:r>
     </w:p>
     <w:p>
@@ -5023,37 +5023,37 @@
       <w:r>
         <w:t>a)</w:t>
         <w:tab/>
+        <w:t>5.6MΩ</w:t>
+      </w:r>
+    </w:p>
+    <w:p>
+      <w:pPr>
+        <w:pStyle w:val="Choice"/>
+      </w:pPr>
+      <w:r>
+        <w:t>b)</w:t>
+        <w:tab/>
+        <w:t>56Ω</w:t>
+      </w:r>
+    </w:p>
+    <w:p>
+      <w:pPr>
+        <w:pStyle w:val="Choice"/>
+      </w:pPr>
+      <w:r>
+        <w:t>c)</w:t>
+        <w:tab/>
+        <w:t>563Ω</w:t>
+      </w:r>
+    </w:p>
+    <w:p>
+      <w:pPr>
+        <w:pStyle w:val="Choice"/>
+      </w:pPr>
+      <w:r>
+        <w:t>d)</w:t>
+        <w:tab/>
         <w:t>56kΩ</w:t>
-      </w:r>
-    </w:p>
-    <w:p>
-      <w:pPr>
-        <w:pStyle w:val="Choice"/>
-      </w:pPr>
-      <w:r>
-        <w:t>b)</w:t>
-        <w:tab/>
-        <w:t>5.6MΩ</w:t>
-      </w:r>
-    </w:p>
-    <w:p>
-      <w:pPr>
-        <w:pStyle w:val="Choice"/>
-      </w:pPr>
-      <w:r>
-        <w:t>c)</w:t>
-        <w:tab/>
-        <w:t>56Ω</w:t>
-      </w:r>
-    </w:p>
-    <w:p>
-      <w:pPr>
-        <w:pStyle w:val="Choice"/>
-      </w:pPr>
-      <w:r>
-        <w:t>d)</w:t>
-        <w:tab/>
-        <w:t>563Ω</w:t>
       </w:r>
     </w:p>
     <w:p>
@@ -5120,17 +5120,17 @@
       <w:r>
         <w:t>b)</w:t>
         <w:tab/>
+        <w:t>6.8MΩ</w:t>
+      </w:r>
+    </w:p>
+    <w:p>
+      <w:pPr>
+        <w:pStyle w:val="Choice"/>
+      </w:pPr>
+      <w:r>
+        <w:t>c)</w:t>
+        <w:tab/>
         <w:t>68kΩ</w:t>
-      </w:r>
-    </w:p>
-    <w:p>
-      <w:pPr>
-        <w:pStyle w:val="Choice"/>
-      </w:pPr>
-      <w:r>
-        <w:t>c)</w:t>
-        <w:tab/>
-        <w:t>6.8MΩ</w:t>
       </w:r>
     </w:p>
     <w:p>
@@ -5197,6 +5197,16 @@
       <w:r>
         <w:t>a)</w:t>
         <w:tab/>
+        <w:t>8.2MΩ</w:t>
+      </w:r>
+    </w:p>
+    <w:p>
+      <w:pPr>
+        <w:pStyle w:val="Choice"/>
+      </w:pPr>
+      <w:r>
+        <w:t>b)</w:t>
+        <w:tab/>
         <w:t>823Ω</w:t>
       </w:r>
     </w:p>
@@ -5205,7 +5215,7 @@
         <w:pStyle w:val="Choice"/>
       </w:pPr>
       <w:r>
-        <w:t>b)</w:t>
+        <w:t>c)</w:t>
         <w:tab/>
         <w:t>82kΩ</w:t>
       </w:r>
@@ -5215,19 +5225,9 @@
         <w:pStyle w:val="Choice"/>
       </w:pPr>
       <w:r>
-        <w:t>c)</w:t>
+        <w:t>d)</w:t>
         <w:tab/>
         <w:t>82Ω</w:t>
-      </w:r>
-    </w:p>
-    <w:p>
-      <w:pPr>
-        <w:pStyle w:val="Choice"/>
-      </w:pPr>
-      <w:r>
-        <w:t>d)</w:t>
-        <w:tab/>
-        <w:t>8.2MΩ</w:t>
       </w:r>
     </w:p>
     <w:p>
@@ -5284,27 +5284,27 @@
       <w:r>
         <w:t>a)</w:t>
         <w:tab/>
+        <w:t>10kΩ</w:t>
+      </w:r>
+    </w:p>
+    <w:p>
+      <w:pPr>
+        <w:pStyle w:val="Choice"/>
+      </w:pPr>
+      <w:r>
+        <w:t>b)</w:t>
+        <w:tab/>
+        <w:t>100kΩ</w:t>
+      </w:r>
+    </w:p>
+    <w:p>
+      <w:pPr>
+        <w:pStyle w:val="Choice"/>
+      </w:pPr>
+      <w:r>
+        <w:t>c)</w:t>
+        <w:tab/>
         <w:t>104Ω</w:t>
-      </w:r>
-    </w:p>
-    <w:p>
-      <w:pPr>
-        <w:pStyle w:val="Choice"/>
-      </w:pPr>
-      <w:r>
-        <w:t>b)</w:t>
-        <w:tab/>
-        <w:t>10kΩ</w:t>
-      </w:r>
-    </w:p>
-    <w:p>
-      <w:pPr>
-        <w:pStyle w:val="Choice"/>
-      </w:pPr>
-      <w:r>
-        <w:t>c)</w:t>
-        <w:tab/>
-        <w:t>100kΩ</w:t>
       </w:r>
     </w:p>
     <w:p>
@@ -5381,27 +5381,27 @@
       <w:r>
         <w:t>b)</w:t>
         <w:tab/>
+        <w:t>120kΩ</w:t>
+      </w:r>
+    </w:p>
+    <w:p>
+      <w:pPr>
+        <w:pStyle w:val="Choice"/>
+      </w:pPr>
+      <w:r>
+        <w:t>c)</w:t>
+        <w:tab/>
+        <w:t>12kΩ</w:t>
+      </w:r>
+    </w:p>
+    <w:p>
+      <w:pPr>
+        <w:pStyle w:val="Choice"/>
+      </w:pPr>
+      <w:r>
+        <w:t>d)</w:t>
+        <w:tab/>
         <w:t>120Ω</w:t>
-      </w:r>
-    </w:p>
-    <w:p>
-      <w:pPr>
-        <w:pStyle w:val="Choice"/>
-      </w:pPr>
-      <w:r>
-        <w:t>c)</w:t>
-        <w:tab/>
-        <w:t>120kΩ</w:t>
-      </w:r>
-    </w:p>
-    <w:p>
-      <w:pPr>
-        <w:pStyle w:val="Choice"/>
-      </w:pPr>
-      <w:r>
-        <w:t>d)</w:t>
-        <w:tab/>
-        <w:t>12kΩ</w:t>
       </w:r>
     </w:p>
     <w:p>
@@ -5458,37 +5458,37 @@
       <w:r>
         <w:t>a)</w:t>
         <w:tab/>
+        <w:t>154Ω</w:t>
+      </w:r>
+    </w:p>
+    <w:p>
+      <w:pPr>
+        <w:pStyle w:val="Choice"/>
+      </w:pPr>
+      <w:r>
+        <w:t>b)</w:t>
+        <w:tab/>
+        <w:t>15kΩ</w:t>
+      </w:r>
+    </w:p>
+    <w:p>
+      <w:pPr>
+        <w:pStyle w:val="Choice"/>
+      </w:pPr>
+      <w:r>
+        <w:t>c)</w:t>
+        <w:tab/>
+        <w:t>150Ω</w:t>
+      </w:r>
+    </w:p>
+    <w:p>
+      <w:pPr>
+        <w:pStyle w:val="Choice"/>
+      </w:pPr>
+      <w:r>
+        <w:t>d)</w:t>
+        <w:tab/>
         <w:t>150kΩ</w:t>
-      </w:r>
-    </w:p>
-    <w:p>
-      <w:pPr>
-        <w:pStyle w:val="Choice"/>
-      </w:pPr>
-      <w:r>
-        <w:t>b)</w:t>
-        <w:tab/>
-        <w:t>15kΩ</w:t>
-      </w:r>
-    </w:p>
-    <w:p>
-      <w:pPr>
-        <w:pStyle w:val="Choice"/>
-      </w:pPr>
-      <w:r>
-        <w:t>c)</w:t>
-        <w:tab/>
-        <w:t>154Ω</w:t>
-      </w:r>
-    </w:p>
-    <w:p>
-      <w:pPr>
-        <w:pStyle w:val="Choice"/>
-      </w:pPr>
-      <w:r>
-        <w:t>d)</w:t>
-        <w:tab/>
-        <w:t>150Ω</w:t>
       </w:r>
     </w:p>
     <w:p>
@@ -5545,6 +5545,16 @@
       <w:r>
         <w:t>a)</w:t>
         <w:tab/>
+        <w:t>180kΩ</w:t>
+      </w:r>
+    </w:p>
+    <w:p>
+      <w:pPr>
+        <w:pStyle w:val="Choice"/>
+      </w:pPr>
+      <w:r>
+        <w:t>b)</w:t>
+        <w:tab/>
         <w:t>180Ω</w:t>
       </w:r>
     </w:p>
@@ -5553,29 +5563,19 @@
         <w:pStyle w:val="Choice"/>
       </w:pPr>
       <w:r>
-        <w:t>b)</w:t>
-        <w:tab/>
-        <w:t>180kΩ</w:t>
-      </w:r>
-    </w:p>
-    <w:p>
-      <w:pPr>
-        <w:pStyle w:val="Choice"/>
-      </w:pPr>
-      <w:r>
         <w:t>c)</w:t>
         <w:tab/>
+        <w:t>18kΩ</w:t>
+      </w:r>
+    </w:p>
+    <w:p>
+      <w:pPr>
+        <w:pStyle w:val="Choice"/>
+      </w:pPr>
+      <w:r>
+        <w:t>d)</w:t>
+        <w:tab/>
         <w:t>184Ω</w:t>
-      </w:r>
-    </w:p>
-    <w:p>
-      <w:pPr>
-        <w:pStyle w:val="Choice"/>
-      </w:pPr>
-      <w:r>
-        <w:t>d)</w:t>
-        <w:tab/>
-        <w:t>18kΩ</w:t>
       </w:r>
     </w:p>
     <w:p>
@@ -5632,27 +5632,27 @@
       <w:r>
         <w:t>a)</w:t>
         <w:tab/>
+        <w:t>220Ω</w:t>
+      </w:r>
+    </w:p>
+    <w:p>
+      <w:pPr>
+        <w:pStyle w:val="Choice"/>
+      </w:pPr>
+      <w:r>
+        <w:t>b)</w:t>
+        <w:tab/>
+        <w:t>224Ω</w:t>
+      </w:r>
+    </w:p>
+    <w:p>
+      <w:pPr>
+        <w:pStyle w:val="Choice"/>
+      </w:pPr>
+      <w:r>
+        <w:t>c)</w:t>
+        <w:tab/>
         <w:t>22kΩ</w:t>
-      </w:r>
-    </w:p>
-    <w:p>
-      <w:pPr>
-        <w:pStyle w:val="Choice"/>
-      </w:pPr>
-      <w:r>
-        <w:t>b)</w:t>
-        <w:tab/>
-        <w:t>224Ω</w:t>
-      </w:r>
-    </w:p>
-    <w:p>
-      <w:pPr>
-        <w:pStyle w:val="Choice"/>
-      </w:pPr>
-      <w:r>
-        <w:t>c)</w:t>
-        <w:tab/>
-        <w:t>220Ω</w:t>
       </w:r>
     </w:p>
     <w:p>
@@ -5719,6 +5719,26 @@
       <w:r>
         <w:t>a)</w:t>
         <w:tab/>
+        <w:t>27kΩ</w:t>
+      </w:r>
+    </w:p>
+    <w:p>
+      <w:pPr>
+        <w:pStyle w:val="Choice"/>
+      </w:pPr>
+      <w:r>
+        <w:t>b)</w:t>
+        <w:tab/>
+        <w:t>274Ω</w:t>
+      </w:r>
+    </w:p>
+    <w:p>
+      <w:pPr>
+        <w:pStyle w:val="Choice"/>
+      </w:pPr>
+      <w:r>
+        <w:t>c)</w:t>
+        <w:tab/>
         <w:t>270Ω</w:t>
       </w:r>
     </w:p>
@@ -5727,29 +5747,9 @@
         <w:pStyle w:val="Choice"/>
       </w:pPr>
       <w:r>
-        <w:t>b)</w:t>
-        <w:tab/>
-        <w:t>27kΩ</w:t>
-      </w:r>
-    </w:p>
-    <w:p>
-      <w:pPr>
-        <w:pStyle w:val="Choice"/>
-      </w:pPr>
-      <w:r>
-        <w:t>c)</w:t>
+        <w:t>d)</w:t>
         <w:tab/>
         <w:t>270kΩ</w:t>
-      </w:r>
-    </w:p>
-    <w:p>
-      <w:pPr>
-        <w:pStyle w:val="Choice"/>
-      </w:pPr>
-      <w:r>
-        <w:t>d)</w:t>
-        <w:tab/>
-        <w:t>274Ω</w:t>
       </w:r>
     </w:p>
     <w:p>
@@ -5806,6 +5806,26 @@
       <w:r>
         <w:t>a)</w:t>
         <w:tab/>
+        <w:t>33kΩ</w:t>
+      </w:r>
+    </w:p>
+    <w:p>
+      <w:pPr>
+        <w:pStyle w:val="Choice"/>
+      </w:pPr>
+      <w:r>
+        <w:t>b)</w:t>
+        <w:tab/>
+        <w:t>330kΩ</w:t>
+      </w:r>
+    </w:p>
+    <w:p>
+      <w:pPr>
+        <w:pStyle w:val="Choice"/>
+      </w:pPr>
+      <w:r>
+        <w:t>c)</w:t>
+        <w:tab/>
         <w:t>334Ω</w:t>
       </w:r>
     </w:p>
@@ -5814,29 +5834,9 @@
         <w:pStyle w:val="Choice"/>
       </w:pPr>
       <w:r>
-        <w:t>b)</w:t>
+        <w:t>d)</w:t>
         <w:tab/>
         <w:t>330Ω</w:t>
-      </w:r>
-    </w:p>
-    <w:p>
-      <w:pPr>
-        <w:pStyle w:val="Choice"/>
-      </w:pPr>
-      <w:r>
-        <w:t>c)</w:t>
-        <w:tab/>
-        <w:t>33kΩ</w:t>
-      </w:r>
-    </w:p>
-    <w:p>
-      <w:pPr>
-        <w:pStyle w:val="Choice"/>
-      </w:pPr>
-      <w:r>
-        <w:t>d)</w:t>
-        <w:tab/>
-        <w:t>330kΩ</w:t>
       </w:r>
     </w:p>
     <w:p>
@@ -5893,6 +5893,16 @@
       <w:r>
         <w:t>a)</w:t>
         <w:tab/>
+        <w:t>394Ω</w:t>
+      </w:r>
+    </w:p>
+    <w:p>
+      <w:pPr>
+        <w:pStyle w:val="Choice"/>
+      </w:pPr>
+      <w:r>
+        <w:t>b)</w:t>
+        <w:tab/>
         <w:t>39kΩ</w:t>
       </w:r>
     </w:p>
@@ -5901,29 +5911,19 @@
         <w:pStyle w:val="Choice"/>
       </w:pPr>
       <w:r>
-        <w:t>b)</w:t>
+        <w:t>c)</w:t>
+        <w:tab/>
+        <w:t>390Ω</w:t>
+      </w:r>
+    </w:p>
+    <w:p>
+      <w:pPr>
+        <w:pStyle w:val="Choice"/>
+      </w:pPr>
+      <w:r>
+        <w:t>d)</w:t>
         <w:tab/>
         <w:t>390kΩ</w:t>
-      </w:r>
-    </w:p>
-    <w:p>
-      <w:pPr>
-        <w:pStyle w:val="Choice"/>
-      </w:pPr>
-      <w:r>
-        <w:t>c)</w:t>
-        <w:tab/>
-        <w:t>390Ω</w:t>
-      </w:r>
-    </w:p>
-    <w:p>
-      <w:pPr>
-        <w:pStyle w:val="Choice"/>
-      </w:pPr>
-      <w:r>
-        <w:t>d)</w:t>
-        <w:tab/>
-        <w:t>394Ω</w:t>
       </w:r>
     </w:p>
     <w:p>
@@ -5980,37 +5980,37 @@
       <w:r>
         <w:t>a)</w:t>
         <w:tab/>
+        <w:t>470Ω</w:t>
+      </w:r>
+    </w:p>
+    <w:p>
+      <w:pPr>
+        <w:pStyle w:val="Choice"/>
+      </w:pPr>
+      <w:r>
+        <w:t>b)</w:t>
+        <w:tab/>
+        <w:t>470kΩ</w:t>
+      </w:r>
+    </w:p>
+    <w:p>
+      <w:pPr>
+        <w:pStyle w:val="Choice"/>
+      </w:pPr>
+      <w:r>
+        <w:t>c)</w:t>
+        <w:tab/>
+        <w:t>47kΩ</w:t>
+      </w:r>
+    </w:p>
+    <w:p>
+      <w:pPr>
+        <w:pStyle w:val="Choice"/>
+      </w:pPr>
+      <w:r>
+        <w:t>d)</w:t>
+        <w:tab/>
         <w:t>474Ω</w:t>
-      </w:r>
-    </w:p>
-    <w:p>
-      <w:pPr>
-        <w:pStyle w:val="Choice"/>
-      </w:pPr>
-      <w:r>
-        <w:t>b)</w:t>
-        <w:tab/>
-        <w:t>47kΩ</w:t>
-      </w:r>
-    </w:p>
-    <w:p>
-      <w:pPr>
-        <w:pStyle w:val="Choice"/>
-      </w:pPr>
-      <w:r>
-        <w:t>c)</w:t>
-        <w:tab/>
-        <w:t>470Ω</w:t>
-      </w:r>
-    </w:p>
-    <w:p>
-      <w:pPr>
-        <w:pStyle w:val="Choice"/>
-      </w:pPr>
-      <w:r>
-        <w:t>d)</w:t>
-        <w:tab/>
-        <w:t>470kΩ</w:t>
       </w:r>
     </w:p>
     <w:p>
@@ -6067,6 +6067,26 @@
       <w:r>
         <w:t>a)</w:t>
         <w:tab/>
+        <w:t>560kΩ</w:t>
+      </w:r>
+    </w:p>
+    <w:p>
+      <w:pPr>
+        <w:pStyle w:val="Choice"/>
+      </w:pPr>
+      <w:r>
+        <w:t>b)</w:t>
+        <w:tab/>
+        <w:t>564Ω</w:t>
+      </w:r>
+    </w:p>
+    <w:p>
+      <w:pPr>
+        <w:pStyle w:val="Choice"/>
+      </w:pPr>
+      <w:r>
+        <w:t>c)</w:t>
+        <w:tab/>
         <w:t>560Ω</w:t>
       </w:r>
     </w:p>
@@ -6075,29 +6095,9 @@
         <w:pStyle w:val="Choice"/>
       </w:pPr>
       <w:r>
-        <w:t>b)</w:t>
+        <w:t>d)</w:t>
         <w:tab/>
         <w:t>56kΩ</w:t>
-      </w:r>
-    </w:p>
-    <w:p>
-      <w:pPr>
-        <w:pStyle w:val="Choice"/>
-      </w:pPr>
-      <w:r>
-        <w:t>c)</w:t>
-        <w:tab/>
-        <w:t>564Ω</w:t>
-      </w:r>
-    </w:p>
-    <w:p>
-      <w:pPr>
-        <w:pStyle w:val="Choice"/>
-      </w:pPr>
-      <w:r>
-        <w:t>d)</w:t>
-        <w:tab/>
-        <w:t>560kΩ</w:t>
       </w:r>
     </w:p>
     <w:p>
@@ -6154,37 +6154,37 @@
       <w:r>
         <w:t>a)</w:t>
         <w:tab/>
+        <w:t>680Ω</w:t>
+      </w:r>
+    </w:p>
+    <w:p>
+      <w:pPr>
+        <w:pStyle w:val="Choice"/>
+      </w:pPr>
+      <w:r>
+        <w:t>b)</w:t>
+        <w:tab/>
+        <w:t>680kΩ</w:t>
+      </w:r>
+    </w:p>
+    <w:p>
+      <w:pPr>
+        <w:pStyle w:val="Choice"/>
+      </w:pPr>
+      <w:r>
+        <w:t>c)</w:t>
+        <w:tab/>
+        <w:t>684Ω</w:t>
+      </w:r>
+    </w:p>
+    <w:p>
+      <w:pPr>
+        <w:pStyle w:val="Choice"/>
+      </w:pPr>
+      <w:r>
+        <w:t>d)</w:t>
+        <w:tab/>
         <w:t>68kΩ</w:t>
-      </w:r>
-    </w:p>
-    <w:p>
-      <w:pPr>
-        <w:pStyle w:val="Choice"/>
-      </w:pPr>
-      <w:r>
-        <w:t>b)</w:t>
-        <w:tab/>
-        <w:t>680Ω</w:t>
-      </w:r>
-    </w:p>
-    <w:p>
-      <w:pPr>
-        <w:pStyle w:val="Choice"/>
-      </w:pPr>
-      <w:r>
-        <w:t>c)</w:t>
-        <w:tab/>
-        <w:t>680kΩ</w:t>
-      </w:r>
-    </w:p>
-    <w:p>
-      <w:pPr>
-        <w:pStyle w:val="Choice"/>
-      </w:pPr>
-      <w:r>
-        <w:t>d)</w:t>
-        <w:tab/>
-        <w:t>684Ω</w:t>
       </w:r>
     </w:p>
     <w:p>
@@ -6241,6 +6241,26 @@
       <w:r>
         <w:t>a)</w:t>
         <w:tab/>
+        <w:t>82kΩ</w:t>
+      </w:r>
+    </w:p>
+    <w:p>
+      <w:pPr>
+        <w:pStyle w:val="Choice"/>
+      </w:pPr>
+      <w:r>
+        <w:t>b)</w:t>
+        <w:tab/>
+        <w:t>824Ω</w:t>
+      </w:r>
+    </w:p>
+    <w:p>
+      <w:pPr>
+        <w:pStyle w:val="Choice"/>
+      </w:pPr>
+      <w:r>
+        <w:t>c)</w:t>
+        <w:tab/>
         <w:t>820kΩ</w:t>
       </w:r>
     </w:p>
@@ -6249,29 +6269,9 @@
         <w:pStyle w:val="Choice"/>
       </w:pPr>
       <w:r>
-        <w:t>b)</w:t>
+        <w:t>d)</w:t>
         <w:tab/>
         <w:t>820Ω</w:t>
-      </w:r>
-    </w:p>
-    <w:p>
-      <w:pPr>
-        <w:pStyle w:val="Choice"/>
-      </w:pPr>
-      <w:r>
-        <w:t>c)</w:t>
-        <w:tab/>
-        <w:t>82kΩ</w:t>
-      </w:r>
-    </w:p>
-    <w:p>
-      <w:pPr>
-        <w:pStyle w:val="Choice"/>
-      </w:pPr>
-      <w:r>
-        <w:t>d)</w:t>
-        <w:tab/>
-        <w:t>824Ω</w:t>
       </w:r>
     </w:p>
     <w:p>
@@ -6328,6 +6328,26 @@
       <w:r>
         <w:t>a)</w:t>
         <w:tab/>
+        <w:t>1.0kΩ</w:t>
+      </w:r>
+    </w:p>
+    <w:p>
+      <w:pPr>
+        <w:pStyle w:val="Choice"/>
+      </w:pPr>
+      <w:r>
+        <w:t>b)</w:t>
+        <w:tab/>
+        <w:t>1.0MΩ</w:t>
+      </w:r>
+    </w:p>
+    <w:p>
+      <w:pPr>
+        <w:pStyle w:val="Choice"/>
+      </w:pPr>
+      <w:r>
+        <w:t>c)</w:t>
+        <w:tab/>
         <w:t>105Ω</w:t>
       </w:r>
     </w:p>
@@ -6336,29 +6356,9 @@
         <w:pStyle w:val="Choice"/>
       </w:pPr>
       <w:r>
-        <w:t>b)</w:t>
+        <w:t>d)</w:t>
         <w:tab/>
         <w:t>100kΩ</w:t>
-      </w:r>
-    </w:p>
-    <w:p>
-      <w:pPr>
-        <w:pStyle w:val="Choice"/>
-      </w:pPr>
-      <w:r>
-        <w:t>c)</w:t>
-        <w:tab/>
-        <w:t>1.0MΩ</w:t>
-      </w:r>
-    </w:p>
-    <w:p>
-      <w:pPr>
-        <w:pStyle w:val="Choice"/>
-      </w:pPr>
-      <w:r>
-        <w:t>d)</w:t>
-        <w:tab/>
-        <w:t>1.0kΩ</w:t>
       </w:r>
     </w:p>
     <w:p>
@@ -6415,6 +6415,16 @@
       <w:r>
         <w:t>a)</w:t>
         <w:tab/>
+        <w:t>120kΩ</w:t>
+      </w:r>
+    </w:p>
+    <w:p>
+      <w:pPr>
+        <w:pStyle w:val="Choice"/>
+      </w:pPr>
+      <w:r>
+        <w:t>b)</w:t>
+        <w:tab/>
         <w:t>1.2MΩ</w:t>
       </w:r>
     </w:p>
@@ -6423,29 +6433,19 @@
         <w:pStyle w:val="Choice"/>
       </w:pPr>
       <w:r>
-        <w:t>b)</w:t>
+        <w:t>c)</w:t>
+        <w:tab/>
+        <w:t>125Ω</w:t>
+      </w:r>
+    </w:p>
+    <w:p>
+      <w:pPr>
+        <w:pStyle w:val="Choice"/>
+      </w:pPr>
+      <w:r>
+        <w:t>d)</w:t>
         <w:tab/>
         <w:t>1.2kΩ</w:t>
-      </w:r>
-    </w:p>
-    <w:p>
-      <w:pPr>
-        <w:pStyle w:val="Choice"/>
-      </w:pPr>
-      <w:r>
-        <w:t>c)</w:t>
-        <w:tab/>
-        <w:t>125Ω</w:t>
-      </w:r>
-    </w:p>
-    <w:p>
-      <w:pPr>
-        <w:pStyle w:val="Choice"/>
-      </w:pPr>
-      <w:r>
-        <w:t>d)</w:t>
-        <w:tab/>
-        <w:t>120kΩ</w:t>
       </w:r>
     </w:p>
     <w:p>
@@ -6502,37 +6502,37 @@
       <w:r>
         <w:t>a)</w:t>
         <w:tab/>
+        <w:t>150kΩ</w:t>
+      </w:r>
+    </w:p>
+    <w:p>
+      <w:pPr>
+        <w:pStyle w:val="Choice"/>
+      </w:pPr>
+      <w:r>
+        <w:t>b)</w:t>
+        <w:tab/>
+        <w:t>1.5kΩ</w:t>
+      </w:r>
+    </w:p>
+    <w:p>
+      <w:pPr>
+        <w:pStyle w:val="Choice"/>
+      </w:pPr>
+      <w:r>
+        <w:t>c)</w:t>
+        <w:tab/>
+        <w:t>1.5MΩ</w:t>
+      </w:r>
+    </w:p>
+    <w:p>
+      <w:pPr>
+        <w:pStyle w:val="Choice"/>
+      </w:pPr>
+      <w:r>
+        <w:t>d)</w:t>
+        <w:tab/>
         <w:t>155Ω</w:t>
-      </w:r>
-    </w:p>
-    <w:p>
-      <w:pPr>
-        <w:pStyle w:val="Choice"/>
-      </w:pPr>
-      <w:r>
-        <w:t>b)</w:t>
-        <w:tab/>
-        <w:t>150kΩ</w:t>
-      </w:r>
-    </w:p>
-    <w:p>
-      <w:pPr>
-        <w:pStyle w:val="Choice"/>
-      </w:pPr>
-      <w:r>
-        <w:t>c)</w:t>
-        <w:tab/>
-        <w:t>1.5MΩ</w:t>
-      </w:r>
-    </w:p>
-    <w:p>
-      <w:pPr>
-        <w:pStyle w:val="Choice"/>
-      </w:pPr>
-      <w:r>
-        <w:t>d)</w:t>
-        <w:tab/>
-        <w:t>1.5kΩ</w:t>
       </w:r>
     </w:p>
     <w:p>
@@ -6589,37 +6589,37 @@
       <w:r>
         <w:t>a)</w:t>
         <w:tab/>
+        <w:t>1.8MΩ</w:t>
+      </w:r>
+    </w:p>
+    <w:p>
+      <w:pPr>
+        <w:pStyle w:val="Choice"/>
+      </w:pPr>
+      <w:r>
+        <w:t>b)</w:t>
+        <w:tab/>
+        <w:t>185Ω</w:t>
+      </w:r>
+    </w:p>
+    <w:p>
+      <w:pPr>
+        <w:pStyle w:val="Choice"/>
+      </w:pPr>
+      <w:r>
+        <w:t>c)</w:t>
+        <w:tab/>
+        <w:t>180kΩ</w:t>
+      </w:r>
+    </w:p>
+    <w:p>
+      <w:pPr>
+        <w:pStyle w:val="Choice"/>
+      </w:pPr>
+      <w:r>
+        <w:t>d)</w:t>
+        <w:tab/>
         <w:t>1.8kΩ</w:t>
-      </w:r>
-    </w:p>
-    <w:p>
-      <w:pPr>
-        <w:pStyle w:val="Choice"/>
-      </w:pPr>
-      <w:r>
-        <w:t>b)</w:t>
-        <w:tab/>
-        <w:t>185Ω</w:t>
-      </w:r>
-    </w:p>
-    <w:p>
-      <w:pPr>
-        <w:pStyle w:val="Choice"/>
-      </w:pPr>
-      <w:r>
-        <w:t>c)</w:t>
-        <w:tab/>
-        <w:t>1.8MΩ</w:t>
-      </w:r>
-    </w:p>
-    <w:p>
-      <w:pPr>
-        <w:pStyle w:val="Choice"/>
-      </w:pPr>
-      <w:r>
-        <w:t>d)</w:t>
-        <w:tab/>
-        <w:t>180kΩ</w:t>
       </w:r>
     </w:p>
     <w:p>
@@ -6676,17 +6676,17 @@
       <w:r>
         <w:t>a)</w:t>
         <w:tab/>
+        <w:t>2.2MΩ</w:t>
+      </w:r>
+    </w:p>
+    <w:p>
+      <w:pPr>
+        <w:pStyle w:val="Choice"/>
+      </w:pPr>
+      <w:r>
+        <w:t>b)</w:t>
+        <w:tab/>
         <w:t>225Ω</w:t>
-      </w:r>
-    </w:p>
-    <w:p>
-      <w:pPr>
-        <w:pStyle w:val="Choice"/>
-      </w:pPr>
-      <w:r>
-        <w:t>b)</w:t>
-        <w:tab/>
-        <w:t>2.2MΩ</w:t>
       </w:r>
     </w:p>
     <w:p>
@@ -6773,6 +6773,16 @@
       <w:r>
         <w:t>b)</w:t>
         <w:tab/>
+        <w:t>270kΩ</w:t>
+      </w:r>
+    </w:p>
+    <w:p>
+      <w:pPr>
+        <w:pStyle w:val="Choice"/>
+      </w:pPr>
+      <w:r>
+        <w:t>c)</w:t>
+        <w:tab/>
         <w:t>2.7kΩ</w:t>
       </w:r>
     </w:p>
@@ -6781,19 +6791,9 @@
         <w:pStyle w:val="Choice"/>
       </w:pPr>
       <w:r>
-        <w:t>c)</w:t>
+        <w:t>d)</w:t>
         <w:tab/>
         <w:t>2.7MΩ</w:t>
-      </w:r>
-    </w:p>
-    <w:p>
-      <w:pPr>
-        <w:pStyle w:val="Choice"/>
-      </w:pPr>
-      <w:r>
-        <w:t>d)</w:t>
-        <w:tab/>
-        <w:t>270kΩ</w:t>
       </w:r>
     </w:p>
     <w:p>
@@ -6850,27 +6850,27 @@
       <w:r>
         <w:t>a)</w:t>
         <w:tab/>
+        <w:t>335Ω</w:t>
+      </w:r>
+    </w:p>
+    <w:p>
+      <w:pPr>
+        <w:pStyle w:val="Choice"/>
+      </w:pPr>
+      <w:r>
+        <w:t>b)</w:t>
+        <w:tab/>
+        <w:t>330kΩ</w:t>
+      </w:r>
+    </w:p>
+    <w:p>
+      <w:pPr>
+        <w:pStyle w:val="Choice"/>
+      </w:pPr>
+      <w:r>
+        <w:t>c)</w:t>
+        <w:tab/>
         <w:t>3.3MΩ</w:t>
-      </w:r>
-    </w:p>
-    <w:p>
-      <w:pPr>
-        <w:pStyle w:val="Choice"/>
-      </w:pPr>
-      <w:r>
-        <w:t>b)</w:t>
-        <w:tab/>
-        <w:t>330kΩ</w:t>
-      </w:r>
-    </w:p>
-    <w:p>
-      <w:pPr>
-        <w:pStyle w:val="Choice"/>
-      </w:pPr>
-      <w:r>
-        <w:t>c)</w:t>
-        <w:tab/>
-        <w:t>335Ω</w:t>
       </w:r>
     </w:p>
     <w:p>
@@ -6937,6 +6937,26 @@
       <w:r>
         <w:t>a)</w:t>
         <w:tab/>
+        <w:t>390kΩ</w:t>
+      </w:r>
+    </w:p>
+    <w:p>
+      <w:pPr>
+        <w:pStyle w:val="Choice"/>
+      </w:pPr>
+      <w:r>
+        <w:t>b)</w:t>
+        <w:tab/>
+        <w:t>3.9MΩ</w:t>
+      </w:r>
+    </w:p>
+    <w:p>
+      <w:pPr>
+        <w:pStyle w:val="Choice"/>
+      </w:pPr>
+      <w:r>
+        <w:t>c)</w:t>
+        <w:tab/>
         <w:t>395Ω</w:t>
       </w:r>
     </w:p>
@@ -6945,29 +6965,9 @@
         <w:pStyle w:val="Choice"/>
       </w:pPr>
       <w:r>
-        <w:t>b)</w:t>
+        <w:t>d)</w:t>
         <w:tab/>
         <w:t>3.9kΩ</w:t>
-      </w:r>
-    </w:p>
-    <w:p>
-      <w:pPr>
-        <w:pStyle w:val="Choice"/>
-      </w:pPr>
-      <w:r>
-        <w:t>c)</w:t>
-        <w:tab/>
-        <w:t>3.9MΩ</w:t>
-      </w:r>
-    </w:p>
-    <w:p>
-      <w:pPr>
-        <w:pStyle w:val="Choice"/>
-      </w:pPr>
-      <w:r>
-        <w:t>d)</w:t>
-        <w:tab/>
-        <w:t>390kΩ</w:t>
       </w:r>
     </w:p>
     <w:p>
@@ -7024,6 +7024,26 @@
       <w:r>
         <w:t>a)</w:t>
         <w:tab/>
+        <w:t>470kΩ</w:t>
+      </w:r>
+    </w:p>
+    <w:p>
+      <w:pPr>
+        <w:pStyle w:val="Choice"/>
+      </w:pPr>
+      <w:r>
+        <w:t>b)</w:t>
+        <w:tab/>
+        <w:t>4.7MΩ</w:t>
+      </w:r>
+    </w:p>
+    <w:p>
+      <w:pPr>
+        <w:pStyle w:val="Choice"/>
+      </w:pPr>
+      <w:r>
+        <w:t>c)</w:t>
+        <w:tab/>
         <w:t>475Ω</w:t>
       </w:r>
     </w:p>
@@ -7032,29 +7052,9 @@
         <w:pStyle w:val="Choice"/>
       </w:pPr>
       <w:r>
-        <w:t>b)</w:t>
+        <w:t>d)</w:t>
         <w:tab/>
         <w:t>4.7kΩ</w:t>
-      </w:r>
-    </w:p>
-    <w:p>
-      <w:pPr>
-        <w:pStyle w:val="Choice"/>
-      </w:pPr>
-      <w:r>
-        <w:t>c)</w:t>
-        <w:tab/>
-        <w:t>4.7MΩ</w:t>
-      </w:r>
-    </w:p>
-    <w:p>
-      <w:pPr>
-        <w:pStyle w:val="Choice"/>
-      </w:pPr>
-      <w:r>
-        <w:t>d)</w:t>
-        <w:tab/>
-        <w:t>470kΩ</w:t>
       </w:r>
     </w:p>
     <w:p>
@@ -7111,6 +7111,26 @@
       <w:r>
         <w:t>a)</w:t>
         <w:tab/>
+        <w:t>5.6MΩ</w:t>
+      </w:r>
+    </w:p>
+    <w:p>
+      <w:pPr>
+        <w:pStyle w:val="Choice"/>
+      </w:pPr>
+      <w:r>
+        <w:t>b)</w:t>
+        <w:tab/>
+        <w:t>565Ω</w:t>
+      </w:r>
+    </w:p>
+    <w:p>
+      <w:pPr>
+        <w:pStyle w:val="Choice"/>
+      </w:pPr>
+      <w:r>
+        <w:t>c)</w:t>
+        <w:tab/>
         <w:t>560kΩ</w:t>
       </w:r>
     </w:p>
@@ -7119,29 +7139,9 @@
         <w:pStyle w:val="Choice"/>
       </w:pPr>
       <w:r>
-        <w:t>b)</w:t>
+        <w:t>d)</w:t>
         <w:tab/>
         <w:t>5.6kΩ</w:t>
-      </w:r>
-    </w:p>
-    <w:p>
-      <w:pPr>
-        <w:pStyle w:val="Choice"/>
-      </w:pPr>
-      <w:r>
-        <w:t>c)</w:t>
-        <w:tab/>
-        <w:t>565Ω</w:t>
-      </w:r>
-    </w:p>
-    <w:p>
-      <w:pPr>
-        <w:pStyle w:val="Choice"/>
-      </w:pPr>
-      <w:r>
-        <w:t>d)</w:t>
-        <w:tab/>
-        <w:t>5.6MΩ</w:t>
       </w:r>
     </w:p>
     <w:p>
@@ -7198,37 +7198,37 @@
       <w:r>
         <w:t>a)</w:t>
         <w:tab/>
+        <w:t>680kΩ</w:t>
+      </w:r>
+    </w:p>
+    <w:p>
+      <w:pPr>
+        <w:pStyle w:val="Choice"/>
+      </w:pPr>
+      <w:r>
+        <w:t>b)</w:t>
+        <w:tab/>
+        <w:t>685Ω</w:t>
+      </w:r>
+    </w:p>
+    <w:p>
+      <w:pPr>
+        <w:pStyle w:val="Choice"/>
+      </w:pPr>
+      <w:r>
+        <w:t>c)</w:t>
+        <w:tab/>
+        <w:t>6.8kΩ</w:t>
+      </w:r>
+    </w:p>
+    <w:p>
+      <w:pPr>
+        <w:pStyle w:val="Choice"/>
+      </w:pPr>
+      <w:r>
+        <w:t>d)</w:t>
+        <w:tab/>
         <w:t>6.8MΩ</w:t>
-      </w:r>
-    </w:p>
-    <w:p>
-      <w:pPr>
-        <w:pStyle w:val="Choice"/>
-      </w:pPr>
-      <w:r>
-        <w:t>b)</w:t>
-        <w:tab/>
-        <w:t>685Ω</w:t>
-      </w:r>
-    </w:p>
-    <w:p>
-      <w:pPr>
-        <w:pStyle w:val="Choice"/>
-      </w:pPr>
-      <w:r>
-        <w:t>c)</w:t>
-        <w:tab/>
-        <w:t>680kΩ</w:t>
-      </w:r>
-    </w:p>
-    <w:p>
-      <w:pPr>
-        <w:pStyle w:val="Choice"/>
-      </w:pPr>
-      <w:r>
-        <w:t>d)</w:t>
-        <w:tab/>
-        <w:t>6.8kΩ</w:t>
       </w:r>
     </w:p>
     <w:p>
@@ -7295,27 +7295,27 @@
       <w:r>
         <w:t>b)</w:t>
         <w:tab/>
+        <w:t>820kΩ</w:t>
+      </w:r>
+    </w:p>
+    <w:p>
+      <w:pPr>
+        <w:pStyle w:val="Choice"/>
+      </w:pPr>
+      <w:r>
+        <w:t>c)</w:t>
+        <w:tab/>
+        <w:t>8.2MΩ</w:t>
+      </w:r>
+    </w:p>
+    <w:p>
+      <w:pPr>
+        <w:pStyle w:val="Choice"/>
+      </w:pPr>
+      <w:r>
+        <w:t>d)</w:t>
+        <w:tab/>
         <w:t>8.2kΩ</w:t>
-      </w:r>
-    </w:p>
-    <w:p>
-      <w:pPr>
-        <w:pStyle w:val="Choice"/>
-      </w:pPr>
-      <w:r>
-        <w:t>c)</w:t>
-        <w:tab/>
-        <w:t>820kΩ</w:t>
-      </w:r>
-    </w:p>
-    <w:p>
-      <w:pPr>
-        <w:pStyle w:val="Choice"/>
-      </w:pPr>
-      <w:r>
-        <w:t>d)</w:t>
-        <w:tab/>
-        <w:t>8.2MΩ</w:t>
       </w:r>
     </w:p>
     <w:sectPr>
